--- a/Ders01.docx
+++ b/Ders01.docx
@@ -2593,19 +2593,7 @@
               <w:rPr>
                 <w:rFonts w:ascii="Cambria Math" w:eastAsiaTheme="minorEastAsia" w:hAnsi="Cambria Math"/>
               </w:rPr>
-              <m:t>x</m:t>
-            </m:r>
-            <m:r>
-              <w:rPr>
-                <w:rFonts w:ascii="Cambria Math" w:eastAsiaTheme="minorEastAsia" w:hAnsi="Cambria Math"/>
-              </w:rPr>
-              <m:t>dx</m:t>
-            </m:r>
-            <m:r>
-              <w:rPr>
-                <w:rFonts w:ascii="Cambria Math" w:eastAsiaTheme="minorEastAsia" w:hAnsi="Cambria Math"/>
-              </w:rPr>
-              <m:t>=0</m:t>
+              <m:t>xdx=0</m:t>
             </m:r>
           </m:e>
         </m:nary>
@@ -2872,13 +2860,7 @@
               <w:rPr>
                 <w:rFonts w:ascii="Cambria Math" w:eastAsiaTheme="minorEastAsia" w:hAnsi="Cambria Math"/>
               </w:rPr>
-              <m:t>dx</m:t>
-            </m:r>
-            <m:r>
-              <w:rPr>
-                <w:rFonts w:ascii="Cambria Math" w:eastAsiaTheme="minorEastAsia" w:hAnsi="Cambria Math"/>
-              </w:rPr>
-              <m:t>=</m:t>
+              <m:t>dx=</m:t>
             </m:r>
             <m:f>
               <m:fPr>
@@ -3431,13 +3413,7 @@
                 <w:rPr>
                   <w:rFonts w:ascii="Cambria Math" w:eastAsiaTheme="minorEastAsia" w:hAnsi="Cambria Math"/>
                 </w:rPr>
-                <m:t>(</m:t>
-              </m:r>
-              <m:r>
-                <w:rPr>
-                  <w:rFonts w:ascii="Cambria Math" w:eastAsiaTheme="minorEastAsia" w:hAnsi="Cambria Math"/>
-                </w:rPr>
-                <m:t>w</m:t>
+                <m:t>(w</m:t>
               </m:r>
             </m:e>
             <m:sub>
@@ -3537,13 +3513,7 @@
             <w:rPr>
               <w:rFonts w:ascii="Cambria Math" w:eastAsiaTheme="minorEastAsia" w:hAnsi="Cambria Math"/>
             </w:rPr>
-            <m:t>)</m:t>
-          </m:r>
-          <m:r>
-            <w:rPr>
-              <w:rFonts w:ascii="Cambria Math" w:eastAsiaTheme="minorEastAsia" w:hAnsi="Cambria Math"/>
-            </w:rPr>
-            <m:t>=0</m:t>
+            <m:t>)=0</m:t>
           </m:r>
         </m:oMath>
       </m:oMathPara>
@@ -3756,13 +3726,7 @@
                 <w:rPr>
                   <w:rFonts w:ascii="Cambria Math" w:eastAsiaTheme="minorEastAsia" w:hAnsi="Cambria Math"/>
                 </w:rPr>
-                <m:t>-(</m:t>
-              </m:r>
-              <m:r>
-                <w:rPr>
-                  <w:rFonts w:ascii="Cambria Math" w:eastAsiaTheme="minorEastAsia" w:hAnsi="Cambria Math"/>
-                </w:rPr>
-                <m:t>w</m:t>
+                <m:t>-(w</m:t>
               </m:r>
             </m:e>
             <m:sub>
@@ -3878,13 +3842,7 @@
             <w:rPr>
               <w:rFonts w:ascii="Cambria Math" w:eastAsiaTheme="minorEastAsia" w:hAnsi="Cambria Math"/>
             </w:rPr>
-            <m:t>)</m:t>
-          </m:r>
-          <m:r>
-            <w:rPr>
-              <w:rFonts w:ascii="Cambria Math" w:eastAsiaTheme="minorEastAsia" w:hAnsi="Cambria Math"/>
-            </w:rPr>
-            <m:t>=0</m:t>
+            <m:t>)=0</m:t>
           </m:r>
         </m:oMath>
       </m:oMathPara>
@@ -4376,13 +4334,7 @@
           <w:rPr>
             <w:rFonts w:ascii="Cambria Math" w:eastAsiaTheme="minorEastAsia" w:hAnsi="Cambria Math"/>
           </w:rPr>
-          <m:t>=</m:t>
-        </m:r>
-        <m:r>
-          <w:rPr>
-            <w:rFonts w:ascii="Cambria Math" w:eastAsiaTheme="minorEastAsia" w:hAnsi="Cambria Math"/>
-          </w:rPr>
-          <m:t>-</m:t>
+          <m:t>=-</m:t>
         </m:r>
         <m:sSub>
           <m:sSubPr>
@@ -4678,19 +4630,7 @@
                 <w:rPr>
                   <w:rFonts w:ascii="Cambria Math" w:eastAsiaTheme="minorEastAsia" w:hAnsi="Cambria Math"/>
                 </w:rPr>
-                <m:t>dx=</m:t>
-              </m:r>
-              <m:r>
-                <w:rPr>
-                  <w:rFonts w:ascii="Cambria Math" w:eastAsiaTheme="minorEastAsia" w:hAnsi="Cambria Math"/>
-                </w:rPr>
-                <m:t>1</m:t>
-              </m:r>
-              <m:r>
-                <w:rPr>
-                  <w:rFonts w:ascii="Cambria Math" w:eastAsiaTheme="minorEastAsia" w:hAnsi="Cambria Math"/>
-                </w:rPr>
-                <m:t>f</m:t>
+                <m:t>dx=1f</m:t>
               </m:r>
               <m:d>
                 <m:dPr>
@@ -4714,31 +4654,7 @@
                 <w:rPr>
                   <w:rFonts w:ascii="Cambria Math" w:eastAsiaTheme="minorEastAsia" w:hAnsi="Cambria Math"/>
                 </w:rPr>
-                <m:t>+</m:t>
-              </m:r>
-              <m:r>
-                <w:rPr>
-                  <w:rFonts w:ascii="Cambria Math" w:eastAsiaTheme="minorEastAsia" w:hAnsi="Cambria Math"/>
-                </w:rPr>
-                <m:t>1</m:t>
-              </m:r>
-              <m:r>
-                <w:rPr>
-                  <w:rFonts w:ascii="Cambria Math" w:eastAsiaTheme="minorEastAsia" w:hAnsi="Cambria Math"/>
-                </w:rPr>
-                <m:t>f(</m:t>
-              </m:r>
-              <m:r>
-                <w:rPr>
-                  <w:rFonts w:ascii="Cambria Math" w:eastAsiaTheme="minorEastAsia" w:hAnsi="Cambria Math"/>
-                </w:rPr>
-                <m:t>-</m:t>
-              </m:r>
-              <m:r>
-                <w:rPr>
-                  <w:rFonts w:ascii="Cambria Math" w:eastAsiaTheme="minorEastAsia" w:hAnsi="Cambria Math"/>
-                </w:rPr>
-                <m:t>0.57735)</m:t>
+                <m:t>+1f(-0.57735)</m:t>
               </m:r>
             </m:e>
           </m:nary>
@@ -4969,13 +4885,7 @@
                     <w:rPr>
                       <w:rFonts w:ascii="Cambria Math" w:eastAsiaTheme="minorEastAsia" w:hAnsi="Cambria Math"/>
                     </w:rPr>
-                    <m:t>1</m:t>
-                  </m:r>
-                  <m:r>
-                    <w:rPr>
-                      <w:rFonts w:ascii="Cambria Math" w:eastAsiaTheme="minorEastAsia" w:hAnsi="Cambria Math"/>
-                    </w:rPr>
-                    <m:t>-</m:t>
+                    <m:t>1-</m:t>
                   </m:r>
                   <m:sSup>
                     <m:sSupPr>
@@ -5191,13 +5101,7 @@
                 <w:rPr>
                   <w:rFonts w:ascii="Cambria Math" w:eastAsiaTheme="minorEastAsia" w:hAnsi="Cambria Math"/>
                 </w:rPr>
-                <m:t>d</m:t>
-              </m:r>
-              <m:r>
-                <w:rPr>
-                  <w:rFonts w:ascii="Cambria Math" w:eastAsiaTheme="minorEastAsia" w:hAnsi="Cambria Math"/>
-                </w:rPr>
-                <m:t>u</m:t>
+                <m:t>du</m:t>
               </m:r>
             </m:e>
           </m:nary>
@@ -5483,15 +5387,7 @@
                     <w:rPr>
                       <w:rFonts w:ascii="Cambria Math" w:eastAsiaTheme="minorEastAsia" w:hAnsi="Cambria Math"/>
                     </w:rPr>
-                    <m:t>x</m:t>
-                  </m:r>
-                  <w:bookmarkStart w:id="0" w:name="_GoBack"/>
-                  <w:bookmarkEnd w:id="0"/>
-                  <m:r>
-                    <w:rPr>
-                      <w:rFonts w:ascii="Cambria Math" w:eastAsiaTheme="minorEastAsia" w:hAnsi="Cambria Math"/>
-                    </w:rPr>
-                    <m:t>+</m:t>
+                    <m:t>x+</m:t>
                   </m:r>
                   <m:d>
                     <m:dPr>
@@ -5545,6 +5441,2192 @@
           <w:rFonts w:eastAsiaTheme="minorEastAsia"/>
         </w:rPr>
       </w:pPr>
+    </w:p>
+    <w:p>
+      <w:pPr>
+        <w:rPr>
+          <w:rFonts w:eastAsiaTheme="minorEastAsia"/>
+        </w:rPr>
+      </w:pPr>
+    </w:p>
+    <w:p>
+      <w:pPr>
+        <w:rPr>
+          <w:rFonts w:eastAsiaTheme="minorEastAsia"/>
+        </w:rPr>
+      </w:pPr>
+      <w:r>
+        <w:rPr>
+          <w:rFonts w:eastAsiaTheme="minorEastAsia"/>
+        </w:rPr>
+        <w:t>Tekil İntegraller</w:t>
+      </w:r>
+    </w:p>
+    <w:p>
+      <w:pPr>
+        <w:rPr>
+          <w:rFonts w:eastAsiaTheme="minorEastAsia"/>
+        </w:rPr>
+      </w:pPr>
+    </w:p>
+    <w:p>
+      <w:pPr>
+        <w:rPr>
+          <w:rFonts w:eastAsiaTheme="minorEastAsia"/>
+        </w:rPr>
+      </w:pPr>
+      <m:oMathPara>
+        <m:oMath>
+          <m:nary>
+            <m:naryPr>
+              <m:ctrlPr>
+                <w:rPr>
+                  <w:rFonts w:ascii="Cambria Math" w:hAnsi="Cambria Math"/>
+                  <w:i/>
+                </w:rPr>
+              </m:ctrlPr>
+            </m:naryPr>
+            <m:sub>
+              <m:r>
+                <w:rPr>
+                  <w:rFonts w:ascii="Cambria Math" w:hAnsi="Cambria Math"/>
+                </w:rPr>
+                <m:t>0</m:t>
+              </m:r>
+            </m:sub>
+            <m:sup>
+              <m:r>
+                <w:rPr>
+                  <w:rFonts w:ascii="Cambria Math" w:hAnsi="Cambria Math"/>
+                </w:rPr>
+                <m:t>∞</m:t>
+              </m:r>
+            </m:sup>
+            <m:e>
+              <m:sSup>
+                <m:sSupPr>
+                  <m:ctrlPr>
+                    <w:rPr>
+                      <w:rFonts w:ascii="Cambria Math" w:hAnsi="Cambria Math"/>
+                      <w:i/>
+                    </w:rPr>
+                  </m:ctrlPr>
+                </m:sSupPr>
+                <m:e>
+                  <m:r>
+                    <w:rPr>
+                      <w:rFonts w:ascii="Cambria Math" w:hAnsi="Cambria Math"/>
+                    </w:rPr>
+                    <m:t>f</m:t>
+                  </m:r>
+                  <m:d>
+                    <m:dPr>
+                      <m:ctrlPr>
+                        <w:rPr>
+                          <w:rFonts w:ascii="Cambria Math" w:hAnsi="Cambria Math"/>
+                          <w:i/>
+                        </w:rPr>
+                      </m:ctrlPr>
+                    </m:dPr>
+                    <m:e>
+                      <m:r>
+                        <w:rPr>
+                          <w:rFonts w:ascii="Cambria Math" w:hAnsi="Cambria Math"/>
+                        </w:rPr>
+                        <m:t>x</m:t>
+                      </m:r>
+                    </m:e>
+                  </m:d>
+                  <m:ctrlPr>
+                    <w:rPr>
+                      <w:rFonts w:ascii="Cambria Math" w:eastAsia="Cambria Math" w:hAnsi="Cambria Math" w:cs="Cambria Math"/>
+                      <w:i/>
+                    </w:rPr>
+                  </m:ctrlPr>
+                </m:e>
+                <m:sup/>
+              </m:sSup>
+              <m:r>
+                <w:rPr>
+                  <w:rFonts w:ascii="Cambria Math" w:hAnsi="Cambria Math"/>
+                </w:rPr>
+                <m:t>dx</m:t>
+              </m:r>
+            </m:e>
+          </m:nary>
+        </m:oMath>
+      </m:oMathPara>
+    </w:p>
+    <w:p>
+      <w:pPr>
+        <w:rPr>
+          <w:rFonts w:eastAsiaTheme="minorEastAsia"/>
+        </w:rPr>
+      </w:pPr>
+    </w:p>
+    <w:p>
+      <w:pPr>
+        <w:rPr>
+          <w:rFonts w:eastAsiaTheme="minorEastAsia"/>
+        </w:rPr>
+      </w:pPr>
+      <m:oMathPara>
+        <m:oMath>
+          <m:r>
+            <w:rPr>
+              <w:rFonts w:ascii="Cambria Math" w:eastAsiaTheme="minorEastAsia" w:hAnsi="Cambria Math"/>
+            </w:rPr>
+            <m:t>I=</m:t>
+          </m:r>
+          <m:nary>
+            <m:naryPr>
+              <m:ctrlPr>
+                <w:rPr>
+                  <w:rFonts w:ascii="Cambria Math" w:eastAsiaTheme="minorEastAsia" w:hAnsi="Cambria Math"/>
+                  <w:i/>
+                </w:rPr>
+              </m:ctrlPr>
+            </m:naryPr>
+            <m:sub>
+              <m:r>
+                <w:rPr>
+                  <w:rFonts w:ascii="Cambria Math" w:eastAsiaTheme="minorEastAsia" w:hAnsi="Cambria Math"/>
+                </w:rPr>
+                <m:t>0</m:t>
+              </m:r>
+            </m:sub>
+            <m:sup>
+              <m:r>
+                <w:rPr>
+                  <w:rFonts w:ascii="Cambria Math" w:eastAsiaTheme="minorEastAsia" w:hAnsi="Cambria Math"/>
+                </w:rPr>
+                <m:t>1</m:t>
+              </m:r>
+            </m:sup>
+            <m:e>
+              <m:f>
+                <m:fPr>
+                  <m:ctrlPr>
+                    <w:rPr>
+                      <w:rFonts w:ascii="Cambria Math" w:eastAsiaTheme="minorEastAsia" w:hAnsi="Cambria Math"/>
+                      <w:i/>
+                    </w:rPr>
+                  </m:ctrlPr>
+                </m:fPr>
+                <m:num>
+                  <m:r>
+                    <w:rPr>
+                      <w:rFonts w:ascii="Cambria Math" w:eastAsiaTheme="minorEastAsia" w:hAnsi="Cambria Math"/>
+                    </w:rPr>
+                    <m:t>1</m:t>
+                  </m:r>
+                </m:num>
+                <m:den>
+                  <m:rad>
+                    <m:radPr>
+                      <m:degHide m:val="1"/>
+                      <m:ctrlPr>
+                        <w:rPr>
+                          <w:rFonts w:ascii="Cambria Math" w:eastAsiaTheme="minorEastAsia" w:hAnsi="Cambria Math"/>
+                          <w:i/>
+                        </w:rPr>
+                      </m:ctrlPr>
+                    </m:radPr>
+                    <m:deg/>
+                    <m:e>
+                      <m:r>
+                        <w:rPr>
+                          <w:rFonts w:ascii="Cambria Math" w:eastAsiaTheme="minorEastAsia" w:hAnsi="Cambria Math"/>
+                        </w:rPr>
+                        <m:t>x</m:t>
+                      </m:r>
+                    </m:e>
+                  </m:rad>
+                </m:den>
+              </m:f>
+              <m:r>
+                <w:rPr>
+                  <w:rFonts w:ascii="Cambria Math" w:eastAsiaTheme="minorEastAsia" w:hAnsi="Cambria Math"/>
+                </w:rPr>
+                <m:t>dx</m:t>
+              </m:r>
+            </m:e>
+          </m:nary>
+        </m:oMath>
+      </m:oMathPara>
+    </w:p>
+    <w:p/>
+    <w:p>
+      <w:pPr>
+        <w:rPr>
+          <w:rFonts w:eastAsiaTheme="minorEastAsia"/>
+        </w:rPr>
+      </w:pPr>
+      <m:oMathPara>
+        <m:oMath>
+          <m:r>
+            <w:rPr>
+              <w:rFonts w:ascii="Cambria Math" w:hAnsi="Cambria Math"/>
+            </w:rPr>
+            <m:t>I=</m:t>
+          </m:r>
+          <m:nary>
+            <m:naryPr>
+              <m:ctrlPr>
+                <w:rPr>
+                  <w:rFonts w:ascii="Cambria Math" w:hAnsi="Cambria Math"/>
+                  <w:i/>
+                </w:rPr>
+              </m:ctrlPr>
+            </m:naryPr>
+            <m:sub>
+              <m:r>
+                <w:rPr>
+                  <w:rFonts w:ascii="Cambria Math" w:hAnsi="Cambria Math"/>
+                </w:rPr>
+                <m:t>1</m:t>
+              </m:r>
+            </m:sub>
+            <m:sup>
+              <m:r>
+                <w:rPr>
+                  <w:rFonts w:ascii="Cambria Math" w:hAnsi="Cambria Math"/>
+                </w:rPr>
+                <m:t>∞</m:t>
+              </m:r>
+            </m:sup>
+            <m:e>
+              <m:f>
+                <m:fPr>
+                  <m:ctrlPr>
+                    <w:rPr>
+                      <w:rFonts w:ascii="Cambria Math" w:hAnsi="Cambria Math"/>
+                      <w:i/>
+                    </w:rPr>
+                  </m:ctrlPr>
+                </m:fPr>
+                <m:num>
+                  <m:r>
+                    <w:rPr>
+                      <w:rFonts w:ascii="Cambria Math" w:hAnsi="Cambria Math"/>
+                    </w:rPr>
+                    <m:t>1</m:t>
+                  </m:r>
+                </m:num>
+                <m:den>
+                  <m:sSup>
+                    <m:sSupPr>
+                      <m:ctrlPr>
+                        <w:rPr>
+                          <w:rFonts w:ascii="Cambria Math" w:hAnsi="Cambria Math"/>
+                          <w:i/>
+                        </w:rPr>
+                      </m:ctrlPr>
+                    </m:sSupPr>
+                    <m:e>
+                      <m:r>
+                        <w:rPr>
+                          <w:rFonts w:ascii="Cambria Math" w:hAnsi="Cambria Math"/>
+                        </w:rPr>
+                        <m:t>x</m:t>
+                      </m:r>
+                    </m:e>
+                    <m:sup>
+                      <m:r>
+                        <w:rPr>
+                          <w:rFonts w:ascii="Cambria Math" w:hAnsi="Cambria Math"/>
+                        </w:rPr>
+                        <m:t>4</m:t>
+                      </m:r>
+                    </m:sup>
+                  </m:sSup>
+                </m:den>
+              </m:f>
+              <m:r>
+                <w:rPr>
+                  <w:rFonts w:ascii="Cambria Math" w:hAnsi="Cambria Math"/>
+                </w:rPr>
+                <m:t>dx</m:t>
+              </m:r>
+            </m:e>
+          </m:nary>
+        </m:oMath>
+      </m:oMathPara>
+    </w:p>
+    <w:p>
+      <w:pPr>
+        <w:rPr>
+          <w:rFonts w:eastAsiaTheme="minorEastAsia"/>
+        </w:rPr>
+      </w:pPr>
+      <m:oMathPara>
+        <m:oMath>
+          <m:f>
+            <m:fPr>
+              <m:ctrlPr>
+                <w:rPr>
+                  <w:rFonts w:ascii="Cambria Math" w:hAnsi="Cambria Math"/>
+                  <w:i/>
+                </w:rPr>
+              </m:ctrlPr>
+            </m:fPr>
+            <m:num>
+              <m:r>
+                <w:rPr>
+                  <w:rFonts w:ascii="Cambria Math" w:hAnsi="Cambria Math"/>
+                </w:rPr>
+                <m:t>b-a</m:t>
+              </m:r>
+            </m:num>
+            <m:den>
+              <m:r>
+                <w:rPr>
+                  <w:rFonts w:ascii="Cambria Math" w:hAnsi="Cambria Math"/>
+                </w:rPr>
+                <m:t>N</m:t>
+              </m:r>
+            </m:den>
+          </m:f>
+          <m:r>
+            <w:rPr>
+              <w:rFonts w:ascii="Cambria Math" w:hAnsi="Cambria Math"/>
+            </w:rPr>
+            <m:t>=h</m:t>
+          </m:r>
+        </m:oMath>
+      </m:oMathPara>
+    </w:p>
+    <w:p>
+      <w:pPr>
+        <w:rPr>
+          <w:rFonts w:eastAsiaTheme="minorEastAsia"/>
+        </w:rPr>
+      </w:pPr>
+      <m:oMath>
+        <m:r>
+          <w:rPr>
+            <w:rFonts w:ascii="Cambria Math" w:hAnsi="Cambria Math"/>
+          </w:rPr>
+          <m:t>u=</m:t>
+        </m:r>
+        <m:f>
+          <m:fPr>
+            <m:ctrlPr>
+              <w:rPr>
+                <w:rFonts w:ascii="Cambria Math" w:hAnsi="Cambria Math"/>
+                <w:i/>
+              </w:rPr>
+            </m:ctrlPr>
+          </m:fPr>
+          <m:num>
+            <m:r>
+              <w:rPr>
+                <w:rFonts w:ascii="Cambria Math" w:hAnsi="Cambria Math"/>
+              </w:rPr>
+              <m:t>1</m:t>
+            </m:r>
+          </m:num>
+          <m:den>
+            <m:r>
+              <w:rPr>
+                <w:rFonts w:ascii="Cambria Math" w:hAnsi="Cambria Math"/>
+              </w:rPr>
+              <m:t>x</m:t>
+            </m:r>
+          </m:den>
+        </m:f>
+      </m:oMath>
+      <w:r>
+        <w:rPr>
+          <w:rFonts w:eastAsiaTheme="minorEastAsia"/>
+        </w:rPr>
+        <w:t xml:space="preserve">  </w:t>
+      </w:r>
+      <w:proofErr w:type="gramStart"/>
+      <w:r>
+        <w:rPr>
+          <w:rFonts w:eastAsiaTheme="minorEastAsia"/>
+        </w:rPr>
+        <w:t>sınırlar</w:t>
+      </w:r>
+      <w:proofErr w:type="gramEnd"/>
+      <w:r>
+        <w:rPr>
+          <w:rFonts w:eastAsiaTheme="minorEastAsia"/>
+        </w:rPr>
+        <w:t xml:space="preserve"> </w:t>
+      </w:r>
+      <m:oMath>
+        <m:r>
+          <w:rPr>
+            <w:rFonts w:ascii="Cambria Math" w:eastAsiaTheme="minorEastAsia" w:hAnsi="Cambria Math"/>
+          </w:rPr>
+          <m:t>x=1</m:t>
+        </m:r>
+      </m:oMath>
+      <w:r>
+        <w:rPr>
+          <w:rFonts w:eastAsiaTheme="minorEastAsia"/>
+        </w:rPr>
+        <w:t xml:space="preserve"> için u=1,    </w:t>
+      </w:r>
+      <m:oMath>
+        <m:r>
+          <w:rPr>
+            <w:rFonts w:ascii="Cambria Math" w:eastAsiaTheme="minorEastAsia" w:hAnsi="Cambria Math"/>
+          </w:rPr>
+          <m:t>x=∞</m:t>
+        </m:r>
+      </m:oMath>
+      <w:r>
+        <w:rPr>
+          <w:rFonts w:eastAsiaTheme="minorEastAsia"/>
+        </w:rPr>
+        <w:t xml:space="preserve"> için </w:t>
+      </w:r>
+      <m:oMath>
+        <m:r>
+          <w:rPr>
+            <w:rFonts w:ascii="Cambria Math" w:eastAsiaTheme="minorEastAsia" w:hAnsi="Cambria Math"/>
+          </w:rPr>
+          <m:t>u=0</m:t>
+        </m:r>
+      </m:oMath>
+    </w:p>
+    <w:p>
+      <w:pPr>
+        <w:rPr>
+          <w:rFonts w:eastAsiaTheme="minorEastAsia"/>
+        </w:rPr>
+      </w:pPr>
+      <m:oMathPara>
+        <m:oMath>
+          <m:r>
+            <w:rPr>
+              <w:rFonts w:ascii="Cambria Math" w:hAnsi="Cambria Math"/>
+            </w:rPr>
+            <m:t>du=-</m:t>
+          </m:r>
+          <m:f>
+            <m:fPr>
+              <m:ctrlPr>
+                <w:rPr>
+                  <w:rFonts w:ascii="Cambria Math" w:hAnsi="Cambria Math"/>
+                  <w:i/>
+                </w:rPr>
+              </m:ctrlPr>
+            </m:fPr>
+            <m:num>
+              <m:r>
+                <w:rPr>
+                  <w:rFonts w:ascii="Cambria Math" w:hAnsi="Cambria Math"/>
+                </w:rPr>
+                <m:t>1</m:t>
+              </m:r>
+            </m:num>
+            <m:den>
+              <m:sSup>
+                <m:sSupPr>
+                  <m:ctrlPr>
+                    <w:rPr>
+                      <w:rFonts w:ascii="Cambria Math" w:hAnsi="Cambria Math"/>
+                      <w:i/>
+                    </w:rPr>
+                  </m:ctrlPr>
+                </m:sSupPr>
+                <m:e>
+                  <m:r>
+                    <w:rPr>
+                      <w:rFonts w:ascii="Cambria Math" w:hAnsi="Cambria Math"/>
+                    </w:rPr>
+                    <m:t>x</m:t>
+                  </m:r>
+                </m:e>
+                <m:sup>
+                  <m:r>
+                    <w:rPr>
+                      <w:rFonts w:ascii="Cambria Math" w:hAnsi="Cambria Math"/>
+                    </w:rPr>
+                    <m:t>2</m:t>
+                  </m:r>
+                </m:sup>
+              </m:sSup>
+            </m:den>
+          </m:f>
+          <m:r>
+            <w:rPr>
+              <w:rFonts w:ascii="Cambria Math" w:hAnsi="Cambria Math"/>
+            </w:rPr>
+            <m:t>dx</m:t>
+          </m:r>
+        </m:oMath>
+      </m:oMathPara>
+    </w:p>
+    <w:p>
+      <w:pPr>
+        <w:rPr>
+          <w:rFonts w:eastAsiaTheme="minorEastAsia"/>
+        </w:rPr>
+      </w:pPr>
+    </w:p>
+    <w:p>
+      <m:oMathPara>
+        <m:oMath>
+          <m:r>
+            <w:rPr>
+              <w:rFonts w:ascii="Cambria Math" w:eastAsiaTheme="minorEastAsia" w:hAnsi="Cambria Math"/>
+            </w:rPr>
+            <m:t>I=</m:t>
+          </m:r>
+          <m:nary>
+            <m:naryPr>
+              <m:ctrlPr>
+                <w:rPr>
+                  <w:rFonts w:ascii="Cambria Math" w:eastAsiaTheme="minorEastAsia" w:hAnsi="Cambria Math"/>
+                  <w:i/>
+                </w:rPr>
+              </m:ctrlPr>
+            </m:naryPr>
+            <m:sub>
+              <m:r>
+                <w:rPr>
+                  <w:rFonts w:ascii="Cambria Math" w:eastAsiaTheme="minorEastAsia" w:hAnsi="Cambria Math"/>
+                </w:rPr>
+                <m:t>1</m:t>
+              </m:r>
+            </m:sub>
+            <m:sup>
+              <m:r>
+                <w:rPr>
+                  <w:rFonts w:ascii="Cambria Math" w:eastAsiaTheme="minorEastAsia" w:hAnsi="Cambria Math"/>
+                </w:rPr>
+                <m:t>0</m:t>
+              </m:r>
+            </m:sup>
+            <m:e>
+              <m:sSup>
+                <m:sSupPr>
+                  <m:ctrlPr>
+                    <w:rPr>
+                      <w:rFonts w:ascii="Cambria Math" w:eastAsiaTheme="minorEastAsia" w:hAnsi="Cambria Math"/>
+                      <w:i/>
+                    </w:rPr>
+                  </m:ctrlPr>
+                </m:sSupPr>
+                <m:e>
+                  <m:r>
+                    <w:rPr>
+                      <w:rFonts w:ascii="Cambria Math" w:eastAsiaTheme="minorEastAsia" w:hAnsi="Cambria Math"/>
+                    </w:rPr>
+                    <m:t>u</m:t>
+                  </m:r>
+                </m:e>
+                <m:sup>
+                  <m:r>
+                    <w:rPr>
+                      <w:rFonts w:ascii="Cambria Math" w:eastAsiaTheme="minorEastAsia" w:hAnsi="Cambria Math"/>
+                    </w:rPr>
+                    <m:t>2</m:t>
+                  </m:r>
+                </m:sup>
+              </m:sSup>
+              <m:r>
+                <w:rPr>
+                  <w:rFonts w:ascii="Cambria Math" w:eastAsiaTheme="minorEastAsia" w:hAnsi="Cambria Math"/>
+                </w:rPr>
+                <m:t>du=-</m:t>
+              </m:r>
+              <m:nary>
+                <m:naryPr>
+                  <m:ctrlPr>
+                    <w:rPr>
+                      <w:rFonts w:ascii="Cambria Math" w:eastAsiaTheme="minorEastAsia" w:hAnsi="Cambria Math"/>
+                      <w:i/>
+                    </w:rPr>
+                  </m:ctrlPr>
+                </m:naryPr>
+                <m:sub>
+                  <m:r>
+                    <w:rPr>
+                      <w:rFonts w:ascii="Cambria Math" w:eastAsiaTheme="minorEastAsia" w:hAnsi="Cambria Math"/>
+                    </w:rPr>
+                    <m:t>0</m:t>
+                  </m:r>
+                </m:sub>
+                <m:sup>
+                  <m:r>
+                    <w:rPr>
+                      <w:rFonts w:ascii="Cambria Math" w:eastAsiaTheme="minorEastAsia" w:hAnsi="Cambria Math"/>
+                    </w:rPr>
+                    <m:t>1</m:t>
+                  </m:r>
+                </m:sup>
+                <m:e>
+                  <m:sSup>
+                    <m:sSupPr>
+                      <m:ctrlPr>
+                        <w:rPr>
+                          <w:rFonts w:ascii="Cambria Math" w:eastAsiaTheme="minorEastAsia" w:hAnsi="Cambria Math"/>
+                          <w:i/>
+                        </w:rPr>
+                      </m:ctrlPr>
+                    </m:sSupPr>
+                    <m:e>
+                      <m:r>
+                        <w:rPr>
+                          <w:rFonts w:ascii="Cambria Math" w:eastAsiaTheme="minorEastAsia" w:hAnsi="Cambria Math"/>
+                        </w:rPr>
+                        <m:t>u</m:t>
+                      </m:r>
+                    </m:e>
+                    <m:sup>
+                      <m:r>
+                        <w:rPr>
+                          <w:rFonts w:ascii="Cambria Math" w:eastAsiaTheme="minorEastAsia" w:hAnsi="Cambria Math"/>
+                        </w:rPr>
+                        <m:t>2</m:t>
+                      </m:r>
+                    </m:sup>
+                  </m:sSup>
+                  <m:r>
+                    <w:rPr>
+                      <w:rFonts w:ascii="Cambria Math" w:eastAsiaTheme="minorEastAsia" w:hAnsi="Cambria Math"/>
+                    </w:rPr>
+                    <m:t>du</m:t>
+                  </m:r>
+                </m:e>
+              </m:nary>
+            </m:e>
+          </m:nary>
+        </m:oMath>
+      </m:oMathPara>
+    </w:p>
+    <w:p>
+      <w:pPr>
+        <w:rPr>
+          <w:rFonts w:eastAsiaTheme="minorEastAsia"/>
+        </w:rPr>
+      </w:pPr>
+    </w:p>
+    <w:p>
+      <w:pPr>
+        <w:rPr>
+          <w:rFonts w:eastAsiaTheme="minorEastAsia"/>
+        </w:rPr>
+      </w:pPr>
+      <w:r>
+        <w:rPr>
+          <w:rFonts w:eastAsiaTheme="minorEastAsia"/>
+        </w:rPr>
+        <w:t>Diğer örnek</w:t>
+      </w:r>
+    </w:p>
+    <w:p>
+      <w:pPr>
+        <w:rPr>
+          <w:rFonts w:eastAsiaTheme="minorEastAsia"/>
+        </w:rPr>
+      </w:pPr>
+      <m:oMathPara>
+        <m:oMath>
+          <m:r>
+            <w:rPr>
+              <w:rFonts w:ascii="Cambria Math" w:eastAsiaTheme="minorEastAsia" w:hAnsi="Cambria Math"/>
+            </w:rPr>
+            <w:lastRenderedPageBreak/>
+            <m:t>I=</m:t>
+          </m:r>
+          <m:nary>
+            <m:naryPr>
+              <m:ctrlPr>
+                <w:rPr>
+                  <w:rFonts w:ascii="Cambria Math" w:eastAsiaTheme="minorEastAsia" w:hAnsi="Cambria Math"/>
+                  <w:i/>
+                </w:rPr>
+              </m:ctrlPr>
+            </m:naryPr>
+            <m:sub>
+              <m:r>
+                <w:rPr>
+                  <w:rFonts w:ascii="Cambria Math" w:eastAsiaTheme="minorEastAsia" w:hAnsi="Cambria Math"/>
+                </w:rPr>
+                <m:t>0</m:t>
+              </m:r>
+            </m:sub>
+            <m:sup>
+              <m:r>
+                <w:rPr>
+                  <w:rFonts w:ascii="Cambria Math" w:eastAsiaTheme="minorEastAsia" w:hAnsi="Cambria Math"/>
+                </w:rPr>
+                <m:t>∞</m:t>
+              </m:r>
+            </m:sup>
+            <m:e>
+              <m:f>
+                <m:fPr>
+                  <m:ctrlPr>
+                    <w:rPr>
+                      <w:rFonts w:ascii="Cambria Math" w:eastAsiaTheme="minorEastAsia" w:hAnsi="Cambria Math"/>
+                      <w:i/>
+                    </w:rPr>
+                  </m:ctrlPr>
+                </m:fPr>
+                <m:num>
+                  <m:sSup>
+                    <m:sSupPr>
+                      <m:ctrlPr>
+                        <w:rPr>
+                          <w:rFonts w:ascii="Cambria Math" w:eastAsiaTheme="minorEastAsia" w:hAnsi="Cambria Math"/>
+                          <w:i/>
+                        </w:rPr>
+                      </m:ctrlPr>
+                    </m:sSupPr>
+                    <m:e>
+                      <m:r>
+                        <w:rPr>
+                          <w:rFonts w:ascii="Cambria Math" w:eastAsiaTheme="minorEastAsia" w:hAnsi="Cambria Math"/>
+                        </w:rPr>
+                        <m:t>e</m:t>
+                      </m:r>
+                    </m:e>
+                    <m:sup>
+                      <m:r>
+                        <w:rPr>
+                          <w:rFonts w:ascii="Cambria Math" w:eastAsiaTheme="minorEastAsia" w:hAnsi="Cambria Math"/>
+                        </w:rPr>
+                        <m:t>-x</m:t>
+                      </m:r>
+                    </m:sup>
+                  </m:sSup>
+                </m:num>
+                <m:den>
+                  <m:sSup>
+                    <m:sSupPr>
+                      <m:ctrlPr>
+                        <w:rPr>
+                          <w:rFonts w:ascii="Cambria Math" w:eastAsiaTheme="minorEastAsia" w:hAnsi="Cambria Math"/>
+                          <w:i/>
+                        </w:rPr>
+                      </m:ctrlPr>
+                    </m:sSupPr>
+                    <m:e>
+                      <m:r>
+                        <w:rPr>
+                          <w:rFonts w:ascii="Cambria Math" w:eastAsiaTheme="minorEastAsia" w:hAnsi="Cambria Math"/>
+                        </w:rPr>
+                        <m:t>e</m:t>
+                      </m:r>
+                    </m:e>
+                    <m:sup>
+                      <m:r>
+                        <w:rPr>
+                          <w:rFonts w:ascii="Cambria Math" w:eastAsiaTheme="minorEastAsia" w:hAnsi="Cambria Math"/>
+                        </w:rPr>
+                        <m:t>x</m:t>
+                      </m:r>
+                    </m:sup>
+                  </m:sSup>
+                  <m:r>
+                    <w:rPr>
+                      <w:rFonts w:ascii="Cambria Math" w:eastAsiaTheme="minorEastAsia" w:hAnsi="Cambria Math"/>
+                    </w:rPr>
+                    <m:t>+1</m:t>
+                  </m:r>
+                </m:den>
+              </m:f>
+              <m:r>
+                <w:rPr>
+                  <w:rFonts w:ascii="Cambria Math" w:eastAsiaTheme="minorEastAsia" w:hAnsi="Cambria Math"/>
+                </w:rPr>
+                <m:t xml:space="preserve">dx </m:t>
+              </m:r>
+            </m:e>
+          </m:nary>
+        </m:oMath>
+      </m:oMathPara>
+    </w:p>
+    <w:p>
+      <w:pPr>
+        <w:rPr>
+          <w:rFonts w:eastAsiaTheme="minorEastAsia"/>
+        </w:rPr>
+      </w:pPr>
+    </w:p>
+    <w:p>
+      <w:pPr>
+        <w:rPr>
+          <w:rFonts w:eastAsiaTheme="minorEastAsia"/>
+        </w:rPr>
+      </w:pPr>
+      <m:oMathPara>
+        <m:oMath>
+          <m:r>
+            <w:rPr>
+              <w:rFonts w:ascii="Cambria Math" w:eastAsiaTheme="minorEastAsia" w:hAnsi="Cambria Math"/>
+            </w:rPr>
+            <m:t>u=</m:t>
+          </m:r>
+          <m:sSup>
+            <m:sSupPr>
+              <m:ctrlPr>
+                <w:rPr>
+                  <w:rFonts w:ascii="Cambria Math" w:eastAsiaTheme="minorEastAsia" w:hAnsi="Cambria Math"/>
+                  <w:i/>
+                </w:rPr>
+              </m:ctrlPr>
+            </m:sSupPr>
+            <m:e>
+              <m:r>
+                <w:rPr>
+                  <w:rFonts w:ascii="Cambria Math" w:eastAsiaTheme="minorEastAsia" w:hAnsi="Cambria Math"/>
+                </w:rPr>
+                <m:t>e</m:t>
+              </m:r>
+            </m:e>
+            <m:sup>
+              <m:r>
+                <w:rPr>
+                  <w:rFonts w:ascii="Cambria Math" w:eastAsiaTheme="minorEastAsia" w:hAnsi="Cambria Math"/>
+                </w:rPr>
+                <m:t>-x</m:t>
+              </m:r>
+            </m:sup>
+          </m:sSup>
+        </m:oMath>
+      </m:oMathPara>
+    </w:p>
+    <w:p>
+      <w:pPr>
+        <w:rPr>
+          <w:rFonts w:eastAsiaTheme="minorEastAsia"/>
+        </w:rPr>
+      </w:pPr>
+      <m:oMathPara>
+        <m:oMath>
+          <m:r>
+            <w:rPr>
+              <w:rFonts w:ascii="Cambria Math" w:eastAsiaTheme="minorEastAsia" w:hAnsi="Cambria Math"/>
+            </w:rPr>
+            <m:t>du=-</m:t>
+          </m:r>
+          <m:sSup>
+            <m:sSupPr>
+              <m:ctrlPr>
+                <w:rPr>
+                  <w:rFonts w:ascii="Cambria Math" w:eastAsiaTheme="minorEastAsia" w:hAnsi="Cambria Math"/>
+                  <w:i/>
+                </w:rPr>
+              </m:ctrlPr>
+            </m:sSupPr>
+            <m:e>
+              <m:r>
+                <w:rPr>
+                  <w:rFonts w:ascii="Cambria Math" w:eastAsiaTheme="minorEastAsia" w:hAnsi="Cambria Math"/>
+                </w:rPr>
+                <m:t>e</m:t>
+              </m:r>
+            </m:e>
+            <m:sup>
+              <m:r>
+                <w:rPr>
+                  <w:rFonts w:ascii="Cambria Math" w:eastAsiaTheme="minorEastAsia" w:hAnsi="Cambria Math"/>
+                </w:rPr>
+                <m:t>-x</m:t>
+              </m:r>
+            </m:sup>
+          </m:sSup>
+          <m:r>
+            <w:rPr>
+              <w:rFonts w:ascii="Cambria Math" w:eastAsiaTheme="minorEastAsia" w:hAnsi="Cambria Math"/>
+            </w:rPr>
+            <m:t>dx</m:t>
+          </m:r>
+        </m:oMath>
+      </m:oMathPara>
+    </w:p>
+    <w:p>
+      <w:pPr>
+        <w:rPr>
+          <w:rFonts w:eastAsiaTheme="minorEastAsia"/>
+        </w:rPr>
+      </w:pPr>
+      <m:oMath>
+        <m:r>
+          <w:rPr>
+            <w:rFonts w:ascii="Cambria Math" w:eastAsiaTheme="minorEastAsia" w:hAnsi="Cambria Math"/>
+          </w:rPr>
+          <m:t>x=0</m:t>
+        </m:r>
+      </m:oMath>
+      <w:r>
+        <w:rPr>
+          <w:rFonts w:eastAsiaTheme="minorEastAsia"/>
+        </w:rPr>
+        <w:t xml:space="preserve"> </w:t>
+      </w:r>
+      <w:proofErr w:type="gramStart"/>
+      <w:r>
+        <w:rPr>
+          <w:rFonts w:eastAsiaTheme="minorEastAsia"/>
+        </w:rPr>
+        <w:t>için</w:t>
+      </w:r>
+      <w:proofErr w:type="gramEnd"/>
+      <w:r>
+        <w:rPr>
+          <w:rFonts w:eastAsiaTheme="minorEastAsia"/>
+        </w:rPr>
+        <w:t xml:space="preserve"> </w:t>
+      </w:r>
+      <m:oMath>
+        <m:r>
+          <w:rPr>
+            <w:rFonts w:ascii="Cambria Math" w:eastAsiaTheme="minorEastAsia" w:hAnsi="Cambria Math"/>
+          </w:rPr>
+          <m:t>u=1</m:t>
+        </m:r>
+      </m:oMath>
+      <w:r>
+        <w:rPr>
+          <w:rFonts w:eastAsiaTheme="minorEastAsia"/>
+        </w:rPr>
+        <w:t xml:space="preserve">, </w:t>
+      </w:r>
+      <m:oMath>
+        <m:r>
+          <w:rPr>
+            <w:rFonts w:ascii="Cambria Math" w:eastAsiaTheme="minorEastAsia" w:hAnsi="Cambria Math"/>
+          </w:rPr>
+          <m:t>x</m:t>
+        </m:r>
+        <m:r>
+          <w:rPr>
+            <w:rFonts w:ascii="Cambria Math" w:eastAsiaTheme="minorEastAsia" w:hAnsi="Cambria Math"/>
+          </w:rPr>
+          <m:t>=∞</m:t>
+        </m:r>
+      </m:oMath>
+      <w:r>
+        <w:rPr>
+          <w:rFonts w:eastAsiaTheme="minorEastAsia"/>
+        </w:rPr>
+        <w:t xml:space="preserve">  için </w:t>
+      </w:r>
+      <m:oMath>
+        <m:r>
+          <w:rPr>
+            <w:rFonts w:ascii="Cambria Math" w:eastAsiaTheme="minorEastAsia" w:hAnsi="Cambria Math"/>
+          </w:rPr>
+          <m:t>u=0</m:t>
+        </m:r>
+      </m:oMath>
+    </w:p>
+    <w:p>
+      <w:pPr>
+        <w:rPr>
+          <w:rFonts w:eastAsiaTheme="minorEastAsia"/>
+        </w:rPr>
+      </w:pPr>
+      <w:r>
+        <w:rPr>
+          <w:rFonts w:eastAsiaTheme="minorEastAsia"/>
+        </w:rPr>
+        <w:t>^^</w:t>
+      </w:r>
+    </w:p>
+    <w:p>
+      <w:pPr>
+        <w:rPr>
+          <w:rFonts w:eastAsiaTheme="minorEastAsia"/>
+        </w:rPr>
+      </w:pPr>
+      <m:oMathPara>
+        <m:oMath>
+          <m:r>
+            <w:rPr>
+              <w:rFonts w:ascii="Cambria Math" w:eastAsiaTheme="minorEastAsia" w:hAnsi="Cambria Math"/>
+            </w:rPr>
+            <m:t>I=</m:t>
+          </m:r>
+          <m:nary>
+            <m:naryPr>
+              <m:ctrlPr>
+                <w:rPr>
+                  <w:rFonts w:ascii="Cambria Math" w:eastAsiaTheme="minorEastAsia" w:hAnsi="Cambria Math"/>
+                  <w:i/>
+                </w:rPr>
+              </m:ctrlPr>
+            </m:naryPr>
+            <m:sub>
+              <m:r>
+                <w:rPr>
+                  <w:rFonts w:ascii="Cambria Math" w:eastAsiaTheme="minorEastAsia" w:hAnsi="Cambria Math"/>
+                </w:rPr>
+                <m:t>1</m:t>
+              </m:r>
+            </m:sub>
+            <m:sup>
+              <m:r>
+                <w:rPr>
+                  <w:rFonts w:ascii="Cambria Math" w:eastAsiaTheme="minorEastAsia" w:hAnsi="Cambria Math"/>
+                </w:rPr>
+                <m:t>0</m:t>
+              </m:r>
+            </m:sup>
+            <m:e>
+              <m:r>
+                <w:rPr>
+                  <w:rFonts w:ascii="Cambria Math" w:eastAsiaTheme="minorEastAsia" w:hAnsi="Cambria Math"/>
+                </w:rPr>
+                <m:t>-</m:t>
+              </m:r>
+              <m:f>
+                <m:fPr>
+                  <m:ctrlPr>
+                    <w:rPr>
+                      <w:rFonts w:ascii="Cambria Math" w:eastAsiaTheme="minorEastAsia" w:hAnsi="Cambria Math"/>
+                      <w:i/>
+                    </w:rPr>
+                  </m:ctrlPr>
+                </m:fPr>
+                <m:num>
+                  <m:r>
+                    <w:rPr>
+                      <w:rFonts w:ascii="Cambria Math" w:eastAsiaTheme="minorEastAsia" w:hAnsi="Cambria Math"/>
+                    </w:rPr>
+                    <m:t>du</m:t>
+                  </m:r>
+                </m:num>
+                <m:den>
+                  <m:f>
+                    <m:fPr>
+                      <m:ctrlPr>
+                        <w:rPr>
+                          <w:rFonts w:ascii="Cambria Math" w:eastAsiaTheme="minorEastAsia" w:hAnsi="Cambria Math"/>
+                          <w:i/>
+                        </w:rPr>
+                      </m:ctrlPr>
+                    </m:fPr>
+                    <m:num>
+                      <m:r>
+                        <w:rPr>
+                          <w:rFonts w:ascii="Cambria Math" w:eastAsiaTheme="minorEastAsia" w:hAnsi="Cambria Math"/>
+                        </w:rPr>
+                        <m:t>1</m:t>
+                      </m:r>
+                    </m:num>
+                    <m:den>
+                      <m:r>
+                        <w:rPr>
+                          <w:rFonts w:ascii="Cambria Math" w:eastAsiaTheme="minorEastAsia" w:hAnsi="Cambria Math"/>
+                        </w:rPr>
+                        <m:t>u</m:t>
+                      </m:r>
+                    </m:den>
+                  </m:f>
+                  <m:r>
+                    <w:rPr>
+                      <w:rFonts w:ascii="Cambria Math" w:eastAsiaTheme="minorEastAsia" w:hAnsi="Cambria Math"/>
+                    </w:rPr>
+                    <m:t>+1</m:t>
+                  </m:r>
+                </m:den>
+              </m:f>
+              <m:r>
+                <w:rPr>
+                  <w:rFonts w:ascii="Cambria Math" w:eastAsiaTheme="minorEastAsia" w:hAnsi="Cambria Math"/>
+                </w:rPr>
+                <m:t>du=</m:t>
+              </m:r>
+              <m:nary>
+                <m:naryPr>
+                  <m:ctrlPr>
+                    <w:rPr>
+                      <w:rFonts w:ascii="Cambria Math" w:eastAsiaTheme="minorEastAsia" w:hAnsi="Cambria Math"/>
+                      <w:i/>
+                    </w:rPr>
+                  </m:ctrlPr>
+                </m:naryPr>
+                <m:sub>
+                  <m:r>
+                    <w:rPr>
+                      <w:rFonts w:ascii="Cambria Math" w:eastAsiaTheme="minorEastAsia" w:hAnsi="Cambria Math"/>
+                    </w:rPr>
+                    <m:t>0</m:t>
+                  </m:r>
+                </m:sub>
+                <m:sup>
+                  <m:r>
+                    <w:rPr>
+                      <w:rFonts w:ascii="Cambria Math" w:eastAsiaTheme="minorEastAsia" w:hAnsi="Cambria Math"/>
+                    </w:rPr>
+                    <m:t>1</m:t>
+                  </m:r>
+                </m:sup>
+                <m:e>
+                  <m:f>
+                    <m:fPr>
+                      <m:ctrlPr>
+                        <w:rPr>
+                          <w:rFonts w:ascii="Cambria Math" w:eastAsiaTheme="minorEastAsia" w:hAnsi="Cambria Math"/>
+                          <w:i/>
+                        </w:rPr>
+                      </m:ctrlPr>
+                    </m:fPr>
+                    <m:num>
+                      <m:r>
+                        <w:rPr>
+                          <w:rFonts w:ascii="Cambria Math" w:eastAsiaTheme="minorEastAsia" w:hAnsi="Cambria Math"/>
+                        </w:rPr>
+                        <m:t>udu</m:t>
+                      </m:r>
+                    </m:num>
+                    <m:den>
+                      <m:r>
+                        <w:rPr>
+                          <w:rFonts w:ascii="Cambria Math" w:eastAsiaTheme="minorEastAsia" w:hAnsi="Cambria Math"/>
+                        </w:rPr>
+                        <m:t>u+1</m:t>
+                      </m:r>
+                    </m:den>
+                  </m:f>
+                </m:e>
+              </m:nary>
+            </m:e>
+          </m:nary>
+        </m:oMath>
+      </m:oMathPara>
+    </w:p>
+    <w:p>
+      <w:pPr>
+        <w:rPr>
+          <w:rFonts w:eastAsiaTheme="minorEastAsia"/>
+        </w:rPr>
+      </w:pPr>
+      <w:r>
+        <w:rPr>
+          <w:rFonts w:eastAsiaTheme="minorEastAsia"/>
+        </w:rPr>
+        <w:t xml:space="preserve">Sınırda </w:t>
+      </w:r>
+      <w:proofErr w:type="spellStart"/>
+      <w:r>
+        <w:rPr>
+          <w:rFonts w:eastAsiaTheme="minorEastAsia"/>
+        </w:rPr>
+        <w:t>ırasakma</w:t>
+      </w:r>
+      <w:proofErr w:type="spellEnd"/>
+    </w:p>
+    <w:p>
+      <w:pPr>
+        <w:rPr>
+          <w:rFonts w:eastAsiaTheme="minorEastAsia"/>
+        </w:rPr>
+      </w:pPr>
+    </w:p>
+    <w:p>
+      <w:pPr>
+        <w:rPr>
+          <w:rFonts w:eastAsiaTheme="minorEastAsia"/>
+        </w:rPr>
+      </w:pPr>
+      <m:oMathPara>
+        <m:oMath>
+          <m:r>
+            <w:rPr>
+              <w:rFonts w:ascii="Cambria Math" w:eastAsiaTheme="minorEastAsia" w:hAnsi="Cambria Math"/>
+            </w:rPr>
+            <m:t>I=</m:t>
+          </m:r>
+          <m:nary>
+            <m:naryPr>
+              <m:ctrlPr>
+                <w:rPr>
+                  <w:rFonts w:ascii="Cambria Math" w:eastAsiaTheme="minorEastAsia" w:hAnsi="Cambria Math"/>
+                  <w:i/>
+                </w:rPr>
+              </m:ctrlPr>
+            </m:naryPr>
+            <m:sub>
+              <m:r>
+                <w:rPr>
+                  <w:rFonts w:ascii="Cambria Math" w:eastAsiaTheme="minorEastAsia" w:hAnsi="Cambria Math"/>
+                </w:rPr>
+                <m:t>0</m:t>
+              </m:r>
+            </m:sub>
+            <m:sup>
+              <m:r>
+                <w:rPr>
+                  <w:rFonts w:ascii="Cambria Math" w:eastAsiaTheme="minorEastAsia" w:hAnsi="Cambria Math"/>
+                </w:rPr>
+                <m:t>1</m:t>
+              </m:r>
+            </m:sup>
+            <m:e>
+              <m:f>
+                <m:fPr>
+                  <m:ctrlPr>
+                    <w:rPr>
+                      <w:rFonts w:ascii="Cambria Math" w:eastAsiaTheme="minorEastAsia" w:hAnsi="Cambria Math"/>
+                      <w:i/>
+                    </w:rPr>
+                  </m:ctrlPr>
+                </m:fPr>
+                <m:num>
+                  <m:func>
+                    <m:funcPr>
+                      <m:ctrlPr>
+                        <w:rPr>
+                          <w:rFonts w:ascii="Cambria Math" w:eastAsiaTheme="minorEastAsia" w:hAnsi="Cambria Math"/>
+                        </w:rPr>
+                      </m:ctrlPr>
+                    </m:funcPr>
+                    <m:fName>
+                      <m:r>
+                        <m:rPr>
+                          <m:sty m:val="p"/>
+                        </m:rPr>
+                        <w:rPr>
+                          <w:rFonts w:ascii="Cambria Math" w:eastAsiaTheme="minorEastAsia" w:hAnsi="Cambria Math"/>
+                        </w:rPr>
+                        <m:t>cos</m:t>
+                      </m:r>
+                    </m:fName>
+                    <m:e>
+                      <m:d>
+                        <m:dPr>
+                          <m:ctrlPr>
+                            <w:rPr>
+                              <w:rFonts w:ascii="Cambria Math" w:eastAsiaTheme="minorEastAsia" w:hAnsi="Cambria Math"/>
+                              <w:i/>
+                            </w:rPr>
+                          </m:ctrlPr>
+                        </m:dPr>
+                        <m:e>
+                          <m:r>
+                            <w:rPr>
+                              <w:rFonts w:ascii="Cambria Math" w:eastAsiaTheme="minorEastAsia" w:hAnsi="Cambria Math"/>
+                            </w:rPr>
+                            <m:t>x</m:t>
+                          </m:r>
+                        </m:e>
+                      </m:d>
+                    </m:e>
+                  </m:func>
+                </m:num>
+                <m:den>
+                  <m:rad>
+                    <m:radPr>
+                      <m:degHide m:val="1"/>
+                      <m:ctrlPr>
+                        <w:rPr>
+                          <w:rFonts w:ascii="Cambria Math" w:eastAsiaTheme="minorEastAsia" w:hAnsi="Cambria Math"/>
+                          <w:i/>
+                        </w:rPr>
+                      </m:ctrlPr>
+                    </m:radPr>
+                    <m:deg/>
+                    <m:e>
+                      <m:r>
+                        <w:rPr>
+                          <w:rFonts w:ascii="Cambria Math" w:eastAsiaTheme="minorEastAsia" w:hAnsi="Cambria Math"/>
+                        </w:rPr>
+                        <m:t>x</m:t>
+                      </m:r>
+                    </m:e>
+                  </m:rad>
+                </m:den>
+              </m:f>
+              <m:r>
+                <w:rPr>
+                  <w:rFonts w:ascii="Cambria Math" w:eastAsiaTheme="minorEastAsia" w:hAnsi="Cambria Math"/>
+                </w:rPr>
+                <m:t>dx</m:t>
+              </m:r>
+            </m:e>
+          </m:nary>
+        </m:oMath>
+      </m:oMathPara>
+    </w:p>
+    <w:p>
+      <w:pPr>
+        <w:rPr>
+          <w:rFonts w:eastAsiaTheme="minorEastAsia"/>
+        </w:rPr>
+      </w:pPr>
+      <m:oMath>
+        <m:r>
+          <w:rPr>
+            <w:rFonts w:ascii="Cambria Math" w:eastAsiaTheme="minorEastAsia" w:hAnsi="Cambria Math"/>
+          </w:rPr>
+          <m:t>x</m:t>
+        </m:r>
+        <m:r>
+          <w:rPr>
+            <w:rFonts w:ascii="Cambria Math" w:eastAsiaTheme="minorEastAsia" w:hAnsi="Cambria Math"/>
+          </w:rPr>
+          <m:t>=</m:t>
+        </m:r>
+        <m:sSup>
+          <m:sSupPr>
+            <m:ctrlPr>
+              <w:rPr>
+                <w:rFonts w:ascii="Cambria Math" w:eastAsiaTheme="minorEastAsia" w:hAnsi="Cambria Math"/>
+                <w:i/>
+              </w:rPr>
+            </m:ctrlPr>
+          </m:sSupPr>
+          <m:e>
+            <m:r>
+              <w:rPr>
+                <w:rFonts w:ascii="Cambria Math" w:eastAsiaTheme="minorEastAsia" w:hAnsi="Cambria Math"/>
+              </w:rPr>
+              <m:t>u</m:t>
+            </m:r>
+          </m:e>
+          <m:sup>
+            <m:r>
+              <w:rPr>
+                <w:rFonts w:ascii="Cambria Math" w:eastAsiaTheme="minorEastAsia" w:hAnsi="Cambria Math"/>
+              </w:rPr>
+              <m:t>2</m:t>
+            </m:r>
+          </m:sup>
+        </m:sSup>
+      </m:oMath>
+      <w:r>
+        <w:rPr>
+          <w:rFonts w:eastAsiaTheme="minorEastAsia"/>
+        </w:rPr>
+        <w:t xml:space="preserve"> </w:t>
+      </w:r>
+      <w:proofErr w:type="gramStart"/>
+      <w:r>
+        <w:rPr>
+          <w:rFonts w:eastAsiaTheme="minorEastAsia"/>
+        </w:rPr>
+        <w:t>ise</w:t>
+      </w:r>
+      <w:proofErr w:type="gramEnd"/>
+      <w:r>
+        <w:rPr>
+          <w:rFonts w:eastAsiaTheme="minorEastAsia"/>
+        </w:rPr>
+        <w:t xml:space="preserve"> </w:t>
+      </w:r>
+      <m:oMath>
+        <m:r>
+          <w:rPr>
+            <w:rFonts w:ascii="Cambria Math" w:eastAsiaTheme="minorEastAsia" w:hAnsi="Cambria Math"/>
+          </w:rPr>
+          <m:t>dx=2udu</m:t>
+        </m:r>
+      </m:oMath>
+    </w:p>
+    <w:p>
+      <w:pPr>
+        <w:rPr>
+          <w:rFonts w:eastAsiaTheme="minorEastAsia"/>
+        </w:rPr>
+      </w:pPr>
+      <m:oMathPara>
+        <m:oMath>
+          <m:r>
+            <w:rPr>
+              <w:rFonts w:ascii="Cambria Math" w:eastAsiaTheme="minorEastAsia" w:hAnsi="Cambria Math"/>
+            </w:rPr>
+            <m:t>I=</m:t>
+          </m:r>
+          <m:nary>
+            <m:naryPr>
+              <m:ctrlPr>
+                <w:rPr>
+                  <w:rFonts w:ascii="Cambria Math" w:eastAsiaTheme="minorEastAsia" w:hAnsi="Cambria Math"/>
+                  <w:i/>
+                </w:rPr>
+              </m:ctrlPr>
+            </m:naryPr>
+            <m:sub>
+              <m:r>
+                <w:rPr>
+                  <w:rFonts w:ascii="Cambria Math" w:eastAsiaTheme="minorEastAsia" w:hAnsi="Cambria Math"/>
+                </w:rPr>
+                <m:t>0</m:t>
+              </m:r>
+            </m:sub>
+            <m:sup>
+              <m:r>
+                <w:rPr>
+                  <w:rFonts w:ascii="Cambria Math" w:eastAsiaTheme="minorEastAsia" w:hAnsi="Cambria Math"/>
+                </w:rPr>
+                <m:t>1</m:t>
+              </m:r>
+            </m:sup>
+            <m:e>
+              <m:func>
+                <m:funcPr>
+                  <m:ctrlPr>
+                    <w:rPr>
+                      <w:rFonts w:ascii="Cambria Math" w:eastAsiaTheme="minorEastAsia" w:hAnsi="Cambria Math"/>
+                    </w:rPr>
+                  </m:ctrlPr>
+                </m:funcPr>
+                <m:fName>
+                  <m:f>
+                    <m:fPr>
+                      <m:ctrlPr>
+                        <w:rPr>
+                          <w:rFonts w:ascii="Cambria Math" w:eastAsiaTheme="minorEastAsia" w:hAnsi="Cambria Math"/>
+                          <w:i/>
+                        </w:rPr>
+                      </m:ctrlPr>
+                    </m:fPr>
+                    <m:num>
+                      <m:r>
+                        <w:rPr>
+                          <w:rFonts w:ascii="Cambria Math" w:eastAsiaTheme="minorEastAsia" w:hAnsi="Cambria Math"/>
+                        </w:rPr>
+                        <m:t>cos</m:t>
+                      </m:r>
+                      <m:d>
+                        <m:dPr>
+                          <m:ctrlPr>
+                            <w:rPr>
+                              <w:rFonts w:ascii="Cambria Math" w:eastAsiaTheme="minorEastAsia" w:hAnsi="Cambria Math"/>
+                              <w:i/>
+                            </w:rPr>
+                          </m:ctrlPr>
+                        </m:dPr>
+                        <m:e>
+                          <m:sSup>
+                            <m:sSupPr>
+                              <m:ctrlPr>
+                                <w:rPr>
+                                  <w:rFonts w:ascii="Cambria Math" w:eastAsiaTheme="minorEastAsia" w:hAnsi="Cambria Math"/>
+                                  <w:i/>
+                                </w:rPr>
+                              </m:ctrlPr>
+                            </m:sSupPr>
+                            <m:e>
+                              <m:r>
+                                <w:rPr>
+                                  <w:rFonts w:ascii="Cambria Math" w:eastAsiaTheme="minorEastAsia" w:hAnsi="Cambria Math"/>
+                                </w:rPr>
+                                <m:t>u</m:t>
+                              </m:r>
+                            </m:e>
+                            <m:sup>
+                              <m:r>
+                                <w:rPr>
+                                  <w:rFonts w:ascii="Cambria Math" w:eastAsiaTheme="minorEastAsia" w:hAnsi="Cambria Math"/>
+                                </w:rPr>
+                                <m:t>2</m:t>
+                              </m:r>
+                            </m:sup>
+                          </m:sSup>
+                        </m:e>
+                      </m:d>
+                    </m:num>
+                    <m:den>
+                      <m:r>
+                        <w:rPr>
+                          <w:rFonts w:ascii="Cambria Math" w:eastAsiaTheme="minorEastAsia" w:hAnsi="Cambria Math"/>
+                        </w:rPr>
+                        <m:t>u</m:t>
+                      </m:r>
+                    </m:den>
+                  </m:f>
+                  <m:r>
+                    <w:rPr>
+                      <w:rFonts w:ascii="Cambria Math" w:eastAsiaTheme="minorEastAsia" w:hAnsi="Cambria Math"/>
+                    </w:rPr>
+                    <m:t xml:space="preserve"> </m:t>
+                  </m:r>
+                </m:fName>
+                <m:e>
+                  <m:r>
+                    <w:rPr>
+                      <w:rFonts w:ascii="Cambria Math" w:eastAsiaTheme="minorEastAsia" w:hAnsi="Cambria Math"/>
+                    </w:rPr>
+                    <m:t>2udu</m:t>
+                  </m:r>
+                </m:e>
+              </m:func>
+            </m:e>
+          </m:nary>
+          <m:r>
+            <w:rPr>
+              <w:rFonts w:ascii="Cambria Math" w:eastAsiaTheme="minorEastAsia" w:hAnsi="Cambria Math"/>
+            </w:rPr>
+            <m:t>=2</m:t>
+          </m:r>
+          <m:nary>
+            <m:naryPr>
+              <m:ctrlPr>
+                <w:rPr>
+                  <w:rFonts w:ascii="Cambria Math" w:eastAsiaTheme="minorEastAsia" w:hAnsi="Cambria Math"/>
+                  <w:i/>
+                </w:rPr>
+              </m:ctrlPr>
+            </m:naryPr>
+            <m:sub>
+              <m:r>
+                <w:rPr>
+                  <w:rFonts w:ascii="Cambria Math" w:eastAsiaTheme="minorEastAsia" w:hAnsi="Cambria Math"/>
+                </w:rPr>
+                <m:t>0</m:t>
+              </m:r>
+            </m:sub>
+            <m:sup>
+              <m:r>
+                <w:rPr>
+                  <w:rFonts w:ascii="Cambria Math" w:eastAsiaTheme="minorEastAsia" w:hAnsi="Cambria Math"/>
+                </w:rPr>
+                <m:t>1</m:t>
+              </m:r>
+            </m:sup>
+            <m:e>
+              <m:func>
+                <m:funcPr>
+                  <m:ctrlPr>
+                    <w:rPr>
+                      <w:rFonts w:ascii="Cambria Math" w:eastAsiaTheme="minorEastAsia" w:hAnsi="Cambria Math"/>
+                    </w:rPr>
+                  </m:ctrlPr>
+                </m:funcPr>
+                <m:fName>
+                  <m:r>
+                    <m:rPr>
+                      <m:sty m:val="p"/>
+                    </m:rPr>
+                    <w:rPr>
+                      <w:rFonts w:ascii="Cambria Math" w:eastAsiaTheme="minorEastAsia" w:hAnsi="Cambria Math"/>
+                    </w:rPr>
+                    <m:t>cos</m:t>
+                  </m:r>
+                </m:fName>
+                <m:e>
+                  <m:d>
+                    <m:dPr>
+                      <m:ctrlPr>
+                        <w:rPr>
+                          <w:rFonts w:ascii="Cambria Math" w:eastAsiaTheme="minorEastAsia" w:hAnsi="Cambria Math"/>
+                          <w:i/>
+                        </w:rPr>
+                      </m:ctrlPr>
+                    </m:dPr>
+                    <m:e>
+                      <m:sSup>
+                        <m:sSupPr>
+                          <m:ctrlPr>
+                            <w:rPr>
+                              <w:rFonts w:ascii="Cambria Math" w:eastAsiaTheme="minorEastAsia" w:hAnsi="Cambria Math"/>
+                              <w:i/>
+                            </w:rPr>
+                          </m:ctrlPr>
+                        </m:sSupPr>
+                        <m:e>
+                          <m:r>
+                            <w:rPr>
+                              <w:rFonts w:ascii="Cambria Math" w:eastAsiaTheme="minorEastAsia" w:hAnsi="Cambria Math"/>
+                            </w:rPr>
+                            <m:t>u</m:t>
+                          </m:r>
+                        </m:e>
+                        <m:sup>
+                          <m:r>
+                            <w:rPr>
+                              <w:rFonts w:ascii="Cambria Math" w:eastAsiaTheme="minorEastAsia" w:hAnsi="Cambria Math"/>
+                            </w:rPr>
+                            <m:t>2</m:t>
+                          </m:r>
+                        </m:sup>
+                      </m:sSup>
+                    </m:e>
+                  </m:d>
+                </m:e>
+              </m:func>
+              <m:r>
+                <w:rPr>
+                  <w:rFonts w:ascii="Cambria Math" w:eastAsiaTheme="minorEastAsia" w:hAnsi="Cambria Math"/>
+                </w:rPr>
+                <m:t>du</m:t>
+              </m:r>
+            </m:e>
+          </m:nary>
+        </m:oMath>
+      </m:oMathPara>
+    </w:p>
+    <w:p>
+      <w:pPr>
+        <w:rPr>
+          <w:rFonts w:eastAsiaTheme="minorEastAsia"/>
+        </w:rPr>
+      </w:pPr>
+    </w:p>
+    <w:p>
+      <w:pPr>
+        <w:rPr>
+          <w:rFonts w:eastAsiaTheme="minorEastAsia"/>
+        </w:rPr>
+      </w:pPr>
+      <w:r>
+        <w:rPr>
+          <w:rFonts w:eastAsiaTheme="minorEastAsia"/>
+        </w:rPr>
+        <w:t>Kök Bulma</w:t>
+      </w:r>
+    </w:p>
+    <w:p>
+      <w:pPr>
+        <w:rPr>
+          <w:rFonts w:eastAsiaTheme="minorEastAsia"/>
+        </w:rPr>
+      </w:pPr>
+      <m:oMath>
+        <m:r>
+          <w:rPr>
+            <w:rFonts w:ascii="Cambria Math" w:eastAsiaTheme="minorEastAsia" w:hAnsi="Cambria Math"/>
+          </w:rPr>
+          <m:t>f(x)</m:t>
+        </m:r>
+      </m:oMath>
+      <w:r>
+        <w:rPr>
+          <w:rFonts w:eastAsiaTheme="minorEastAsia"/>
+        </w:rPr>
+        <w:t xml:space="preserve"> </w:t>
+      </w:r>
+      <m:oMath>
+        <m:r>
+          <w:rPr>
+            <w:rFonts w:ascii="Cambria Math" w:eastAsiaTheme="minorEastAsia" w:hAnsi="Cambria Math"/>
+          </w:rPr>
+          <m:t>[a,b]</m:t>
+        </m:r>
+      </m:oMath>
+      <w:r>
+        <w:rPr>
+          <w:rFonts w:eastAsiaTheme="minorEastAsia"/>
+        </w:rPr>
+        <w:t xml:space="preserve"> </w:t>
+      </w:r>
+      <w:proofErr w:type="gramStart"/>
+      <w:r>
+        <w:rPr>
+          <w:rFonts w:eastAsiaTheme="minorEastAsia"/>
+        </w:rPr>
+        <w:t>aralığındaki</w:t>
+      </w:r>
+      <w:proofErr w:type="gramEnd"/>
+      <w:r>
+        <w:rPr>
+          <w:rFonts w:eastAsiaTheme="minorEastAsia"/>
+        </w:rPr>
+        <w:t xml:space="preserve"> kökleri nedir?</w:t>
+      </w:r>
+    </w:p>
+    <w:p>
+      <w:pPr>
+        <w:rPr>
+          <w:rFonts w:eastAsiaTheme="minorEastAsia"/>
+        </w:rPr>
+      </w:pPr>
+      <w:r>
+        <w:rPr>
+          <w:rFonts w:eastAsiaTheme="minorEastAsia"/>
+          <w:noProof/>
+          <w:lang w:eastAsia="tr-TR"/>
+        </w:rPr>
+        <w:drawing>
+          <wp:inline distT="0" distB="0" distL="0" distR="0" wp14:anchorId="12EDDC7E" wp14:editId="4A3082E6">
+            <wp:extent cx="4526915" cy="2223135"/>
+            <wp:effectExtent l="0" t="0" r="6985" b="5715"/>
+            <wp:docPr id="5" name="Resim 5"/>
+            <wp:cNvGraphicFramePr>
+              <a:graphicFrameLocks xmlns:a="http://schemas.openxmlformats.org/drawingml/2006/main" noChangeAspect="1"/>
+            </wp:cNvGraphicFramePr>
+            <a:graphic xmlns:a="http://schemas.openxmlformats.org/drawingml/2006/main">
+              <a:graphicData uri="http://schemas.openxmlformats.org/drawingml/2006/picture">
+                <pic:pic xmlns:pic="http://schemas.openxmlformats.org/drawingml/2006/picture">
+                  <pic:nvPicPr>
+                    <pic:cNvPr id="0" name="Picture 1"/>
+                    <pic:cNvPicPr>
+                      <a:picLocks noChangeAspect="1" noChangeArrowheads="1"/>
+                    </pic:cNvPicPr>
+                  </pic:nvPicPr>
+                  <pic:blipFill>
+                    <a:blip r:embed="rId4">
+                      <a:extLst>
+                        <a:ext uri="{28A0092B-C50C-407E-A947-70E740481C1C}">
+                          <a14:useLocalDpi xmlns:a14="http://schemas.microsoft.com/office/drawing/2010/main" val="0"/>
+                        </a:ext>
+                      </a:extLst>
+                    </a:blip>
+                    <a:srcRect/>
+                    <a:stretch>
+                      <a:fillRect/>
+                    </a:stretch>
+                  </pic:blipFill>
+                  <pic:spPr bwMode="auto">
+                    <a:xfrm>
+                      <a:off x="0" y="0"/>
+                      <a:ext cx="4526915" cy="2223135"/>
+                    </a:xfrm>
+                    <a:prstGeom prst="rect">
+                      <a:avLst/>
+                    </a:prstGeom>
+                    <a:noFill/>
+                    <a:ln>
+                      <a:noFill/>
+                    </a:ln>
+                  </pic:spPr>
+                </pic:pic>
+              </a:graphicData>
+            </a:graphic>
+          </wp:inline>
+        </w:drawing>
+      </w:r>
+    </w:p>
+    <w:p>
+      <w:pPr>
+        <w:rPr>
+          <w:rFonts w:eastAsiaTheme="minorEastAsia"/>
+        </w:rPr>
+      </w:pPr>
+      <w:r>
+        <w:rPr>
+          <w:rFonts w:eastAsiaTheme="minorEastAsia"/>
+        </w:rPr>
+        <w:t xml:space="preserve">Kok var mı? </w:t>
+      </w:r>
+      <m:oMath>
+        <m:r>
+          <w:rPr>
+            <w:rFonts w:ascii="Cambria Math" w:eastAsiaTheme="minorEastAsia" w:hAnsi="Cambria Math"/>
+          </w:rPr>
+          <m:t>f</m:t>
+        </m:r>
+        <m:d>
+          <m:dPr>
+            <m:ctrlPr>
+              <w:rPr>
+                <w:rFonts w:ascii="Cambria Math" w:eastAsiaTheme="minorEastAsia" w:hAnsi="Cambria Math"/>
+                <w:i/>
+              </w:rPr>
+            </m:ctrlPr>
+          </m:dPr>
+          <m:e>
+            <m:r>
+              <w:rPr>
+                <w:rFonts w:ascii="Cambria Math" w:eastAsiaTheme="minorEastAsia" w:hAnsi="Cambria Math"/>
+              </w:rPr>
+              <m:t>a</m:t>
+            </m:r>
+          </m:e>
+        </m:d>
+        <m:r>
+          <w:rPr>
+            <w:rFonts w:ascii="Cambria Math" w:eastAsiaTheme="minorEastAsia" w:hAnsi="Cambria Math"/>
+          </w:rPr>
+          <m:t>f</m:t>
+        </m:r>
+        <m:d>
+          <m:dPr>
+            <m:ctrlPr>
+              <w:rPr>
+                <w:rFonts w:ascii="Cambria Math" w:eastAsiaTheme="minorEastAsia" w:hAnsi="Cambria Math"/>
+                <w:i/>
+              </w:rPr>
+            </m:ctrlPr>
+          </m:dPr>
+          <m:e>
+            <m:r>
+              <w:rPr>
+                <w:rFonts w:ascii="Cambria Math" w:eastAsiaTheme="minorEastAsia" w:hAnsi="Cambria Math"/>
+              </w:rPr>
+              <m:t>b</m:t>
+            </m:r>
+          </m:e>
+        </m:d>
+        <m:r>
+          <w:rPr>
+            <w:rFonts w:ascii="Cambria Math" w:eastAsiaTheme="minorEastAsia" w:hAnsi="Cambria Math"/>
+          </w:rPr>
+          <m:t>&lt;0</m:t>
+        </m:r>
+      </m:oMath>
+      <w:r>
+        <w:rPr>
+          <w:rFonts w:eastAsiaTheme="minorEastAsia"/>
+        </w:rPr>
+        <w:t xml:space="preserve"> </w:t>
+      </w:r>
+      <w:proofErr w:type="gramStart"/>
+      <w:r>
+        <w:rPr>
+          <w:rFonts w:eastAsiaTheme="minorEastAsia"/>
+        </w:rPr>
+        <w:t>kok</w:t>
+      </w:r>
+      <w:proofErr w:type="gramEnd"/>
+      <w:r>
+        <w:rPr>
+          <w:rFonts w:eastAsiaTheme="minorEastAsia"/>
+        </w:rPr>
+        <w:t xml:space="preserve"> var. Kok nerede?  </w:t>
+      </w:r>
+      <m:oMath>
+        <m:f>
+          <m:fPr>
+            <m:ctrlPr>
+              <w:rPr>
+                <w:rFonts w:ascii="Cambria Math" w:eastAsiaTheme="minorEastAsia" w:hAnsi="Cambria Math"/>
+                <w:i/>
+              </w:rPr>
+            </m:ctrlPr>
+          </m:fPr>
+          <m:num>
+            <m:r>
+              <w:rPr>
+                <w:rFonts w:ascii="Cambria Math" w:eastAsiaTheme="minorEastAsia" w:hAnsi="Cambria Math"/>
+              </w:rPr>
+              <m:t>a+b</m:t>
+            </m:r>
+          </m:num>
+          <m:den>
+            <m:r>
+              <w:rPr>
+                <w:rFonts w:ascii="Cambria Math" w:eastAsiaTheme="minorEastAsia" w:hAnsi="Cambria Math"/>
+              </w:rPr>
+              <m:t>2</m:t>
+            </m:r>
+          </m:den>
+        </m:f>
+        <w:bookmarkStart w:id="0" w:name="_GoBack"/>
+        <w:bookmarkEnd w:id="0"/>
+        <m:r>
+          <w:rPr>
+            <w:rFonts w:ascii="Cambria Math" w:eastAsiaTheme="minorEastAsia" w:hAnsi="Cambria Math"/>
+          </w:rPr>
+          <m:t>=x</m:t>
+        </m:r>
+      </m:oMath>
+      <w:r>
+        <w:rPr>
+          <w:rFonts w:eastAsiaTheme="minorEastAsia"/>
+        </w:rPr>
+        <w:t xml:space="preserve">  , </w:t>
+      </w:r>
+      <m:oMath>
+        <m:r>
+          <w:rPr>
+            <w:rFonts w:ascii="Cambria Math" w:eastAsiaTheme="minorEastAsia" w:hAnsi="Cambria Math"/>
+          </w:rPr>
+          <m:t>f</m:t>
+        </m:r>
+        <m:d>
+          <m:dPr>
+            <m:ctrlPr>
+              <w:rPr>
+                <w:rFonts w:ascii="Cambria Math" w:eastAsiaTheme="minorEastAsia" w:hAnsi="Cambria Math"/>
+                <w:i/>
+              </w:rPr>
+            </m:ctrlPr>
+          </m:dPr>
+          <m:e>
+            <m:r>
+              <w:rPr>
+                <w:rFonts w:ascii="Cambria Math" w:eastAsiaTheme="minorEastAsia" w:hAnsi="Cambria Math"/>
+              </w:rPr>
+              <m:t>x</m:t>
+            </m:r>
+          </m:e>
+        </m:d>
+        <m:r>
+          <w:rPr>
+            <w:rFonts w:ascii="Cambria Math" w:eastAsiaTheme="minorEastAsia" w:hAnsi="Cambria Math"/>
+          </w:rPr>
+          <m:t>*f</m:t>
+        </m:r>
+        <m:d>
+          <m:dPr>
+            <m:ctrlPr>
+              <w:rPr>
+                <w:rFonts w:ascii="Cambria Math" w:eastAsiaTheme="minorEastAsia" w:hAnsi="Cambria Math"/>
+                <w:i/>
+              </w:rPr>
+            </m:ctrlPr>
+          </m:dPr>
+          <m:e>
+            <m:r>
+              <w:rPr>
+                <w:rFonts w:ascii="Cambria Math" w:eastAsiaTheme="minorEastAsia" w:hAnsi="Cambria Math"/>
+              </w:rPr>
+              <m:t>a</m:t>
+            </m:r>
+          </m:e>
+        </m:d>
+        <m:r>
+          <w:rPr>
+            <w:rFonts w:ascii="Cambria Math" w:eastAsiaTheme="minorEastAsia" w:hAnsi="Cambria Math"/>
+          </w:rPr>
+          <m:t>&lt;0</m:t>
+        </m:r>
+      </m:oMath>
+      <w:r>
+        <w:rPr>
+          <w:rFonts w:eastAsiaTheme="minorEastAsia"/>
+        </w:rPr>
+        <w:t xml:space="preserve">, yeni </w:t>
+      </w:r>
+      <m:oMath>
+        <m:r>
+          <w:rPr>
+            <w:rFonts w:ascii="Cambria Math" w:eastAsiaTheme="minorEastAsia" w:hAnsi="Cambria Math"/>
+          </w:rPr>
+          <m:t>b=x</m:t>
+        </m:r>
+      </m:oMath>
+      <w:r>
+        <w:rPr>
+          <w:rFonts w:eastAsiaTheme="minorEastAsia"/>
+        </w:rPr>
+        <w:t xml:space="preserve">, </w:t>
+      </w:r>
+    </w:p>
+    <w:p>
+      <w:pPr>
+        <w:rPr>
+          <w:rFonts w:eastAsiaTheme="minorEastAsia"/>
+        </w:rPr>
+      </w:pPr>
+      <m:oMath>
+        <m:r>
+          <w:rPr>
+            <w:rFonts w:ascii="Cambria Math" w:eastAsiaTheme="minorEastAsia" w:hAnsi="Cambria Math"/>
+          </w:rPr>
+          <m:t>dx=b-a</m:t>
+        </m:r>
+        <m:r>
+          <w:rPr>
+            <w:rFonts w:ascii="Cambria Math" w:eastAsiaTheme="minorEastAsia" w:hAnsi="Cambria Math"/>
+          </w:rPr>
+          <m:t>≤</m:t>
+        </m:r>
+        <m:sSup>
+          <m:sSupPr>
+            <m:ctrlPr>
+              <w:rPr>
+                <w:rFonts w:ascii="Cambria Math" w:eastAsiaTheme="minorEastAsia" w:hAnsi="Cambria Math"/>
+                <w:i/>
+              </w:rPr>
+            </m:ctrlPr>
+          </m:sSupPr>
+          <m:e>
+            <m:r>
+              <w:rPr>
+                <w:rFonts w:ascii="Cambria Math" w:eastAsiaTheme="minorEastAsia" w:hAnsi="Cambria Math"/>
+              </w:rPr>
+              <m:t>10</m:t>
+            </m:r>
+          </m:e>
+          <m:sup>
+            <m:r>
+              <w:rPr>
+                <w:rFonts w:ascii="Cambria Math" w:eastAsiaTheme="minorEastAsia" w:hAnsi="Cambria Math"/>
+              </w:rPr>
+              <m:t>-5</m:t>
+            </m:r>
+          </m:sup>
+        </m:sSup>
+      </m:oMath>
+      <w:r>
+        <w:rPr>
+          <w:rFonts w:eastAsiaTheme="minorEastAsia"/>
+        </w:rPr>
+        <w:t xml:space="preserve"> </w:t>
+      </w:r>
+      <w:proofErr w:type="gramStart"/>
+      <w:r>
+        <w:rPr>
+          <w:rFonts w:eastAsiaTheme="minorEastAsia"/>
+        </w:rPr>
+        <w:t>ise</w:t>
+      </w:r>
+      <w:proofErr w:type="gramEnd"/>
+      <w:r>
+        <w:rPr>
+          <w:rFonts w:eastAsiaTheme="minorEastAsia"/>
+        </w:rPr>
+        <w:t xml:space="preserve"> kök x olarak belirlenir.</w:t>
+      </w:r>
+    </w:p>
+    <w:p>
+      <w:pPr>
+        <w:rPr>
+          <w:rFonts w:eastAsiaTheme="minorEastAsia"/>
+        </w:rPr>
+      </w:pPr>
+    </w:p>
+    <w:p>
+      <w:pPr>
+        <w:rPr>
+          <w:rFonts w:eastAsiaTheme="minorEastAsia"/>
+        </w:rPr>
+      </w:pPr>
+      <m:oMath>
+        <m:r>
+          <w:rPr>
+            <w:rFonts w:ascii="Cambria Math" w:eastAsiaTheme="minorEastAsia" w:hAnsi="Cambria Math"/>
+          </w:rPr>
+          <m:t>f</m:t>
+        </m:r>
+        <m:d>
+          <m:dPr>
+            <m:ctrlPr>
+              <w:rPr>
+                <w:rFonts w:ascii="Cambria Math" w:eastAsiaTheme="minorEastAsia" w:hAnsi="Cambria Math"/>
+                <w:i/>
+              </w:rPr>
+            </m:ctrlPr>
+          </m:dPr>
+          <m:e>
+            <m:r>
+              <w:rPr>
+                <w:rFonts w:ascii="Cambria Math" w:eastAsiaTheme="minorEastAsia" w:hAnsi="Cambria Math"/>
+              </w:rPr>
+              <m:t>x</m:t>
+            </m:r>
+          </m:e>
+        </m:d>
+        <m:r>
+          <w:rPr>
+            <w:rFonts w:ascii="Cambria Math" w:eastAsiaTheme="minorEastAsia" w:hAnsi="Cambria Math"/>
+          </w:rPr>
+          <m:t>*f</m:t>
+        </m:r>
+        <m:d>
+          <m:dPr>
+            <m:ctrlPr>
+              <w:rPr>
+                <w:rFonts w:ascii="Cambria Math" w:eastAsiaTheme="minorEastAsia" w:hAnsi="Cambria Math"/>
+                <w:i/>
+              </w:rPr>
+            </m:ctrlPr>
+          </m:dPr>
+          <m:e>
+            <m:r>
+              <w:rPr>
+                <w:rFonts w:ascii="Cambria Math" w:eastAsiaTheme="minorEastAsia" w:hAnsi="Cambria Math"/>
+              </w:rPr>
+              <m:t>a</m:t>
+            </m:r>
+          </m:e>
+        </m:d>
+        <m:r>
+          <w:rPr>
+            <w:rFonts w:ascii="Cambria Math" w:eastAsiaTheme="minorEastAsia" w:hAnsi="Cambria Math"/>
+          </w:rPr>
+          <m:t>&gt;</m:t>
+        </m:r>
+        <m:r>
+          <w:rPr>
+            <w:rFonts w:ascii="Cambria Math" w:eastAsiaTheme="minorEastAsia" w:hAnsi="Cambria Math"/>
+          </w:rPr>
+          <m:t>0</m:t>
+        </m:r>
+      </m:oMath>
+      <w:r>
+        <w:rPr>
+          <w:rFonts w:eastAsiaTheme="minorEastAsia"/>
+        </w:rPr>
+        <w:t xml:space="preserve"> , </w:t>
+      </w:r>
+      <m:oMath>
+        <m:r>
+          <w:rPr>
+            <w:rFonts w:ascii="Cambria Math" w:eastAsiaTheme="minorEastAsia" w:hAnsi="Cambria Math"/>
+          </w:rPr>
+          <m:t>f</m:t>
+        </m:r>
+        <m:d>
+          <m:dPr>
+            <m:ctrlPr>
+              <w:rPr>
+                <w:rFonts w:ascii="Cambria Math" w:eastAsiaTheme="minorEastAsia" w:hAnsi="Cambria Math"/>
+                <w:i/>
+              </w:rPr>
+            </m:ctrlPr>
+          </m:dPr>
+          <m:e>
+            <m:r>
+              <w:rPr>
+                <w:rFonts w:ascii="Cambria Math" w:eastAsiaTheme="minorEastAsia" w:hAnsi="Cambria Math"/>
+              </w:rPr>
+              <m:t>x</m:t>
+            </m:r>
+          </m:e>
+        </m:d>
+        <m:r>
+          <w:rPr>
+            <w:rFonts w:ascii="Cambria Math" w:eastAsiaTheme="minorEastAsia" w:hAnsi="Cambria Math"/>
+          </w:rPr>
+          <m:t>*f</m:t>
+        </m:r>
+        <m:d>
+          <m:dPr>
+            <m:ctrlPr>
+              <w:rPr>
+                <w:rFonts w:ascii="Cambria Math" w:eastAsiaTheme="minorEastAsia" w:hAnsi="Cambria Math"/>
+                <w:i/>
+              </w:rPr>
+            </m:ctrlPr>
+          </m:dPr>
+          <m:e>
+            <m:r>
+              <w:rPr>
+                <w:rFonts w:ascii="Cambria Math" w:eastAsiaTheme="minorEastAsia" w:hAnsi="Cambria Math"/>
+              </w:rPr>
+              <m:t>b</m:t>
+            </m:r>
+          </m:e>
+        </m:d>
+        <m:r>
+          <w:rPr>
+            <w:rFonts w:ascii="Cambria Math" w:eastAsiaTheme="minorEastAsia" w:hAnsi="Cambria Math"/>
+          </w:rPr>
+          <m:t>&lt;0</m:t>
+        </m:r>
+      </m:oMath>
+      <w:r>
+        <w:rPr>
+          <w:rFonts w:eastAsiaTheme="minorEastAsia"/>
+        </w:rPr>
+        <w:t xml:space="preserve"> olması gerekir. </w:t>
+      </w:r>
+      <m:oMath>
+        <m:r>
+          <w:rPr>
+            <w:rFonts w:ascii="Cambria Math" w:eastAsiaTheme="minorEastAsia" w:hAnsi="Cambria Math"/>
+          </w:rPr>
+          <m:t>a</m:t>
+        </m:r>
+        <m:r>
+          <w:rPr>
+            <w:rFonts w:ascii="Cambria Math" w:eastAsiaTheme="minorEastAsia" w:hAnsi="Cambria Math"/>
+          </w:rPr>
+          <m:t>=x</m:t>
+        </m:r>
+      </m:oMath>
+      <w:r>
+        <w:rPr>
+          <w:rFonts w:eastAsiaTheme="minorEastAsia"/>
+        </w:rPr>
+        <w:t xml:space="preserve">, </w:t>
+      </w:r>
     </w:p>
     <w:p>
       <w:pPr>

--- a/Ders01.docx
+++ b/Ders01.docx
@@ -6397,13 +6397,7 @@
           <w:rPr>
             <w:rFonts w:ascii="Cambria Math" w:eastAsiaTheme="minorEastAsia" w:hAnsi="Cambria Math"/>
           </w:rPr>
-          <m:t>x</m:t>
-        </m:r>
-        <m:r>
-          <w:rPr>
-            <w:rFonts w:ascii="Cambria Math" w:eastAsiaTheme="minorEastAsia" w:hAnsi="Cambria Math"/>
-          </w:rPr>
-          <m:t>=∞</m:t>
+          <m:t>x=∞</m:t>
         </m:r>
       </m:oMath>
       <w:r>
@@ -6761,13 +6755,7 @@
           <w:rPr>
             <w:rFonts w:ascii="Cambria Math" w:eastAsiaTheme="minorEastAsia" w:hAnsi="Cambria Math"/>
           </w:rPr>
-          <m:t>x</m:t>
-        </m:r>
-        <m:r>
-          <w:rPr>
-            <w:rFonts w:ascii="Cambria Math" w:eastAsiaTheme="minorEastAsia" w:hAnsi="Cambria Math"/>
-          </w:rPr>
-          <m:t>=</m:t>
+          <m:t>x=</m:t>
         </m:r>
         <m:sSup>
           <m:sSupPr>
@@ -7305,8 +7293,6 @@
             </m:r>
           </m:den>
         </m:f>
-        <w:bookmarkStart w:id="0" w:name="_GoBack"/>
-        <w:bookmarkEnd w:id="0"/>
         <m:r>
           <w:rPr>
             <w:rFonts w:ascii="Cambria Math" w:eastAsiaTheme="minorEastAsia" w:hAnsi="Cambria Math"/>
@@ -7408,13 +7394,7 @@
           <w:rPr>
             <w:rFonts w:ascii="Cambria Math" w:eastAsiaTheme="minorEastAsia" w:hAnsi="Cambria Math"/>
           </w:rPr>
-          <m:t>dx=b-a</m:t>
-        </m:r>
-        <m:r>
-          <w:rPr>
-            <w:rFonts w:ascii="Cambria Math" w:eastAsiaTheme="minorEastAsia" w:hAnsi="Cambria Math"/>
-          </w:rPr>
-          <m:t>≤</m:t>
+          <m:t>dx=b-a≤</m:t>
         </m:r>
         <m:sSup>
           <m:sSupPr>
@@ -7530,13 +7510,7 @@
           <w:rPr>
             <w:rFonts w:ascii="Cambria Math" w:eastAsiaTheme="minorEastAsia" w:hAnsi="Cambria Math"/>
           </w:rPr>
-          <m:t>&gt;</m:t>
-        </m:r>
-        <m:r>
-          <w:rPr>
-            <w:rFonts w:ascii="Cambria Math" w:eastAsiaTheme="minorEastAsia" w:hAnsi="Cambria Math"/>
-          </w:rPr>
-          <m:t>0</m:t>
+          <m:t>&gt;0</m:t>
         </m:r>
       </m:oMath>
       <w:r>
@@ -7612,13 +7586,7 @@
           <w:rPr>
             <w:rFonts w:ascii="Cambria Math" w:eastAsiaTheme="minorEastAsia" w:hAnsi="Cambria Math"/>
           </w:rPr>
-          <m:t>a</m:t>
-        </m:r>
-        <m:r>
-          <w:rPr>
-            <w:rFonts w:ascii="Cambria Math" w:eastAsiaTheme="minorEastAsia" w:hAnsi="Cambria Math"/>
-          </w:rPr>
-          <m:t>=x</m:t>
+          <m:t>a=x</m:t>
         </m:r>
       </m:oMath>
       <w:r>
@@ -7627,6 +7595,1126 @@
         </w:rPr>
         <w:t xml:space="preserve">, </w:t>
       </w:r>
+    </w:p>
+    <w:p>
+      <w:pPr>
+        <w:rPr>
+          <w:rFonts w:eastAsiaTheme="minorEastAsia"/>
+        </w:rPr>
+      </w:pPr>
+      <w:proofErr w:type="spellStart"/>
+      <w:r>
+        <w:rPr>
+          <w:rFonts w:eastAsiaTheme="minorEastAsia"/>
+        </w:rPr>
+        <w:lastRenderedPageBreak/>
+        <w:t>İkinici</w:t>
+      </w:r>
+      <w:proofErr w:type="spellEnd"/>
+      <w:r>
+        <w:rPr>
+          <w:rFonts w:eastAsiaTheme="minorEastAsia"/>
+        </w:rPr>
+        <w:t xml:space="preserve"> derece denklemlerin lineer denklem sistemleri</w:t>
+      </w:r>
+    </w:p>
+    <w:p>
+      <w:pPr>
+        <w:rPr>
+          <w:rFonts w:eastAsiaTheme="minorEastAsia"/>
+        </w:rPr>
+      </w:pPr>
+    </w:p>
+    <w:p>
+      <w:pPr>
+        <w:rPr>
+          <w:rFonts w:eastAsiaTheme="minorEastAsia"/>
+        </w:rPr>
+      </w:pPr>
+      <m:oMathPara>
+        <m:oMath>
+          <m:f>
+            <m:fPr>
+              <m:ctrlPr>
+                <w:rPr>
+                  <w:rFonts w:ascii="Cambria Math" w:eastAsiaTheme="minorEastAsia" w:hAnsi="Cambria Math"/>
+                  <w:i/>
+                </w:rPr>
+              </m:ctrlPr>
+            </m:fPr>
+            <m:num>
+              <m:sSup>
+                <m:sSupPr>
+                  <m:ctrlPr>
+                    <w:rPr>
+                      <w:rFonts w:ascii="Cambria Math" w:eastAsiaTheme="minorEastAsia" w:hAnsi="Cambria Math"/>
+                      <w:i/>
+                    </w:rPr>
+                  </m:ctrlPr>
+                </m:sSupPr>
+                <m:e>
+                  <m:r>
+                    <w:rPr>
+                      <w:rFonts w:ascii="Cambria Math" w:eastAsiaTheme="minorEastAsia" w:hAnsi="Cambria Math"/>
+                    </w:rPr>
+                    <m:t>d</m:t>
+                  </m:r>
+                </m:e>
+                <m:sup>
+                  <m:r>
+                    <w:rPr>
+                      <w:rFonts w:ascii="Cambria Math" w:eastAsiaTheme="minorEastAsia" w:hAnsi="Cambria Math"/>
+                    </w:rPr>
+                    <m:t>2</m:t>
+                  </m:r>
+                </m:sup>
+              </m:sSup>
+              <m:r>
+                <w:rPr>
+                  <w:rFonts w:ascii="Cambria Math" w:eastAsiaTheme="minorEastAsia" w:hAnsi="Cambria Math"/>
+                </w:rPr>
+                <m:t>y</m:t>
+              </m:r>
+            </m:num>
+            <m:den>
+              <m:r>
+                <w:rPr>
+                  <w:rFonts w:ascii="Cambria Math" w:eastAsiaTheme="minorEastAsia" w:hAnsi="Cambria Math"/>
+                </w:rPr>
+                <m:t>d</m:t>
+              </m:r>
+              <m:sSup>
+                <m:sSupPr>
+                  <m:ctrlPr>
+                    <w:rPr>
+                      <w:rFonts w:ascii="Cambria Math" w:eastAsiaTheme="minorEastAsia" w:hAnsi="Cambria Math"/>
+                      <w:i/>
+                    </w:rPr>
+                  </m:ctrlPr>
+                </m:sSupPr>
+                <m:e>
+                  <m:r>
+                    <w:rPr>
+                      <w:rFonts w:ascii="Cambria Math" w:eastAsiaTheme="minorEastAsia" w:hAnsi="Cambria Math"/>
+                    </w:rPr>
+                    <m:t>x</m:t>
+                  </m:r>
+                </m:e>
+                <m:sup>
+                  <m:r>
+                    <w:rPr>
+                      <w:rFonts w:ascii="Cambria Math" w:eastAsiaTheme="minorEastAsia" w:hAnsi="Cambria Math"/>
+                    </w:rPr>
+                    <m:t>2</m:t>
+                  </m:r>
+                </m:sup>
+              </m:sSup>
+            </m:den>
+          </m:f>
+          <m:r>
+            <w:rPr>
+              <w:rFonts w:ascii="Cambria Math" w:eastAsiaTheme="minorEastAsia" w:hAnsi="Cambria Math"/>
+            </w:rPr>
+            <m:t>+A(x)</m:t>
+          </m:r>
+          <m:f>
+            <m:fPr>
+              <m:ctrlPr>
+                <w:rPr>
+                  <w:rFonts w:ascii="Cambria Math" w:eastAsiaTheme="minorEastAsia" w:hAnsi="Cambria Math"/>
+                  <w:i/>
+                </w:rPr>
+              </m:ctrlPr>
+            </m:fPr>
+            <m:num>
+              <m:r>
+                <w:rPr>
+                  <w:rFonts w:ascii="Cambria Math" w:eastAsiaTheme="minorEastAsia" w:hAnsi="Cambria Math"/>
+                </w:rPr>
+                <m:t xml:space="preserve"> dy</m:t>
+              </m:r>
+            </m:num>
+            <m:den>
+              <m:r>
+                <w:rPr>
+                  <w:rFonts w:ascii="Cambria Math" w:eastAsiaTheme="minorEastAsia" w:hAnsi="Cambria Math"/>
+                </w:rPr>
+                <m:t>dx</m:t>
+              </m:r>
+            </m:den>
+          </m:f>
+          <m:r>
+            <w:rPr>
+              <w:rFonts w:ascii="Cambria Math" w:eastAsiaTheme="minorEastAsia" w:hAnsi="Cambria Math"/>
+            </w:rPr>
+            <m:t>+B</m:t>
+          </m:r>
+          <m:d>
+            <m:dPr>
+              <m:ctrlPr>
+                <w:rPr>
+                  <w:rFonts w:ascii="Cambria Math" w:eastAsiaTheme="minorEastAsia" w:hAnsi="Cambria Math"/>
+                  <w:i/>
+                </w:rPr>
+              </m:ctrlPr>
+            </m:dPr>
+            <m:e>
+              <m:r>
+                <w:rPr>
+                  <w:rFonts w:ascii="Cambria Math" w:eastAsiaTheme="minorEastAsia" w:hAnsi="Cambria Math"/>
+                </w:rPr>
+                <m:t>x</m:t>
+              </m:r>
+            </m:e>
+          </m:d>
+          <m:r>
+            <w:rPr>
+              <w:rFonts w:ascii="Cambria Math" w:eastAsiaTheme="minorEastAsia" w:hAnsi="Cambria Math"/>
+            </w:rPr>
+            <m:t xml:space="preserve"> y</m:t>
+          </m:r>
+          <m:d>
+            <m:dPr>
+              <m:ctrlPr>
+                <w:rPr>
+                  <w:rFonts w:ascii="Cambria Math" w:eastAsiaTheme="minorEastAsia" w:hAnsi="Cambria Math"/>
+                  <w:i/>
+                </w:rPr>
+              </m:ctrlPr>
+            </m:dPr>
+            <m:e>
+              <m:r>
+                <w:rPr>
+                  <w:rFonts w:ascii="Cambria Math" w:eastAsiaTheme="minorEastAsia" w:hAnsi="Cambria Math"/>
+                </w:rPr>
+                <m:t>x</m:t>
+              </m:r>
+            </m:e>
+          </m:d>
+          <m:r>
+            <w:rPr>
+              <w:rFonts w:ascii="Cambria Math" w:eastAsiaTheme="minorEastAsia" w:hAnsi="Cambria Math"/>
+            </w:rPr>
+            <m:t>=0</m:t>
+          </m:r>
+        </m:oMath>
+      </m:oMathPara>
+    </w:p>
+    <w:p>
+      <w:pPr>
+        <w:rPr>
+          <w:rFonts w:eastAsiaTheme="minorEastAsia"/>
+        </w:rPr>
+      </w:pPr>
+    </w:p>
+    <w:p>
+      <w:pPr>
+        <w:rPr>
+          <w:rFonts w:eastAsiaTheme="minorEastAsia"/>
+        </w:rPr>
+      </w:pPr>
+      <m:oMathPara>
+        <m:oMath>
+          <m:r>
+            <w:rPr>
+              <w:rFonts w:ascii="Cambria Math" w:eastAsiaTheme="minorEastAsia" w:hAnsi="Cambria Math"/>
+            </w:rPr>
+            <m:t>y</m:t>
+          </m:r>
+          <m:d>
+            <m:dPr>
+              <m:ctrlPr>
+                <w:rPr>
+                  <w:rFonts w:ascii="Cambria Math" w:eastAsiaTheme="minorEastAsia" w:hAnsi="Cambria Math"/>
+                  <w:i/>
+                </w:rPr>
+              </m:ctrlPr>
+            </m:dPr>
+            <m:e>
+              <m:r>
+                <w:rPr>
+                  <w:rFonts w:ascii="Cambria Math" w:eastAsiaTheme="minorEastAsia" w:hAnsi="Cambria Math"/>
+                </w:rPr>
+                <m:t>x</m:t>
+              </m:r>
+            </m:e>
+          </m:d>
+          <m:r>
+            <w:rPr>
+              <w:rFonts w:ascii="Cambria Math" w:eastAsiaTheme="minorEastAsia" w:hAnsi="Cambria Math"/>
+            </w:rPr>
+            <m:t>=</m:t>
+          </m:r>
+          <m:sSub>
+            <m:sSubPr>
+              <m:ctrlPr>
+                <w:rPr>
+                  <w:rFonts w:ascii="Cambria Math" w:eastAsiaTheme="minorEastAsia" w:hAnsi="Cambria Math"/>
+                  <w:i/>
+                </w:rPr>
+              </m:ctrlPr>
+            </m:sSubPr>
+            <m:e>
+              <m:r>
+                <w:rPr>
+                  <w:rFonts w:ascii="Cambria Math" w:eastAsiaTheme="minorEastAsia" w:hAnsi="Cambria Math"/>
+                </w:rPr>
+                <m:t>y</m:t>
+              </m:r>
+            </m:e>
+            <m:sub>
+              <m:r>
+                <w:rPr>
+                  <w:rFonts w:ascii="Cambria Math" w:eastAsiaTheme="minorEastAsia" w:hAnsi="Cambria Math"/>
+                </w:rPr>
+                <m:t>1</m:t>
+              </m:r>
+            </m:sub>
+          </m:sSub>
+          <m:r>
+            <w:rPr>
+              <w:rFonts w:ascii="Cambria Math" w:eastAsiaTheme="minorEastAsia" w:hAnsi="Cambria Math"/>
+            </w:rPr>
+            <m:t>(x)</m:t>
+          </m:r>
+        </m:oMath>
+      </m:oMathPara>
+    </w:p>
+    <w:p>
+      <w:pPr>
+        <w:rPr>
+          <w:rFonts w:eastAsiaTheme="minorEastAsia"/>
+        </w:rPr>
+      </w:pPr>
+      <m:oMathPara>
+        <m:oMath>
+          <m:sSub>
+            <m:sSubPr>
+              <m:ctrlPr>
+                <w:rPr>
+                  <w:rFonts w:ascii="Cambria Math" w:eastAsiaTheme="minorEastAsia" w:hAnsi="Cambria Math"/>
+                  <w:i/>
+                </w:rPr>
+              </m:ctrlPr>
+            </m:sSubPr>
+            <m:e>
+              <m:r>
+                <w:rPr>
+                  <w:rFonts w:ascii="Cambria Math" w:eastAsiaTheme="minorEastAsia" w:hAnsi="Cambria Math"/>
+                </w:rPr>
+                <m:t>y</m:t>
+              </m:r>
+            </m:e>
+            <m:sub>
+              <m:r>
+                <w:rPr>
+                  <w:rFonts w:ascii="Cambria Math" w:eastAsiaTheme="minorEastAsia" w:hAnsi="Cambria Math"/>
+                </w:rPr>
+                <m:t>2</m:t>
+              </m:r>
+            </m:sub>
+          </m:sSub>
+          <m:d>
+            <m:dPr>
+              <m:ctrlPr>
+                <w:rPr>
+                  <w:rFonts w:ascii="Cambria Math" w:eastAsiaTheme="minorEastAsia" w:hAnsi="Cambria Math"/>
+                  <w:i/>
+                </w:rPr>
+              </m:ctrlPr>
+            </m:dPr>
+            <m:e>
+              <m:r>
+                <w:rPr>
+                  <w:rFonts w:ascii="Cambria Math" w:eastAsiaTheme="minorEastAsia" w:hAnsi="Cambria Math"/>
+                </w:rPr>
+                <m:t>x</m:t>
+              </m:r>
+            </m:e>
+          </m:d>
+          <m:r>
+            <w:rPr>
+              <w:rFonts w:ascii="Cambria Math" w:eastAsiaTheme="minorEastAsia" w:hAnsi="Cambria Math"/>
+            </w:rPr>
+            <m:t>=</m:t>
+          </m:r>
+          <m:f>
+            <m:fPr>
+              <m:ctrlPr>
+                <w:rPr>
+                  <w:rFonts w:ascii="Cambria Math" w:eastAsiaTheme="minorEastAsia" w:hAnsi="Cambria Math"/>
+                  <w:i/>
+                </w:rPr>
+              </m:ctrlPr>
+            </m:fPr>
+            <m:num>
+              <m:r>
+                <w:rPr>
+                  <w:rFonts w:ascii="Cambria Math" w:eastAsiaTheme="minorEastAsia" w:hAnsi="Cambria Math"/>
+                </w:rPr>
+                <m:t>dy</m:t>
+              </m:r>
+            </m:num>
+            <m:den>
+              <m:r>
+                <w:rPr>
+                  <w:rFonts w:ascii="Cambria Math" w:eastAsiaTheme="minorEastAsia" w:hAnsi="Cambria Math"/>
+                </w:rPr>
+                <m:t>dx</m:t>
+              </m:r>
+            </m:den>
+          </m:f>
+        </m:oMath>
+      </m:oMathPara>
+    </w:p>
+    <w:p>
+      <w:pPr>
+        <w:rPr>
+          <w:rFonts w:eastAsiaTheme="minorEastAsia"/>
+        </w:rPr>
+      </w:pPr>
+      <m:oMathPara>
+        <m:oMath>
+          <m:f>
+            <m:fPr>
+              <m:ctrlPr>
+                <w:rPr>
+                  <w:rFonts w:ascii="Cambria Math" w:eastAsiaTheme="minorEastAsia" w:hAnsi="Cambria Math"/>
+                  <w:i/>
+                </w:rPr>
+              </m:ctrlPr>
+            </m:fPr>
+            <m:num>
+              <m:r>
+                <w:rPr>
+                  <w:rFonts w:ascii="Cambria Math" w:eastAsiaTheme="minorEastAsia" w:hAnsi="Cambria Math"/>
+                </w:rPr>
+                <m:t>d</m:t>
+              </m:r>
+              <m:sSub>
+                <m:sSubPr>
+                  <m:ctrlPr>
+                    <w:rPr>
+                      <w:rFonts w:ascii="Cambria Math" w:eastAsiaTheme="minorEastAsia" w:hAnsi="Cambria Math"/>
+                      <w:i/>
+                    </w:rPr>
+                  </m:ctrlPr>
+                </m:sSubPr>
+                <m:e>
+                  <m:r>
+                    <w:rPr>
+                      <w:rFonts w:ascii="Cambria Math" w:eastAsiaTheme="minorEastAsia" w:hAnsi="Cambria Math"/>
+                    </w:rPr>
+                    <m:t>y</m:t>
+                  </m:r>
+                </m:e>
+                <m:sub>
+                  <m:r>
+                    <w:rPr>
+                      <w:rFonts w:ascii="Cambria Math" w:eastAsiaTheme="minorEastAsia" w:hAnsi="Cambria Math"/>
+                    </w:rPr>
+                    <m:t>1</m:t>
+                  </m:r>
+                </m:sub>
+              </m:sSub>
+            </m:num>
+            <m:den>
+              <m:r>
+                <w:rPr>
+                  <w:rFonts w:ascii="Cambria Math" w:eastAsiaTheme="minorEastAsia" w:hAnsi="Cambria Math"/>
+                </w:rPr>
+                <m:t>dx</m:t>
+              </m:r>
+            </m:den>
+          </m:f>
+          <m:r>
+            <w:rPr>
+              <w:rFonts w:ascii="Cambria Math" w:eastAsiaTheme="minorEastAsia" w:hAnsi="Cambria Math"/>
+            </w:rPr>
+            <m:t>=</m:t>
+          </m:r>
+          <m:sSub>
+            <m:sSubPr>
+              <m:ctrlPr>
+                <w:rPr>
+                  <w:rFonts w:ascii="Cambria Math" w:eastAsiaTheme="minorEastAsia" w:hAnsi="Cambria Math"/>
+                  <w:i/>
+                </w:rPr>
+              </m:ctrlPr>
+            </m:sSubPr>
+            <m:e>
+              <m:r>
+                <w:rPr>
+                  <w:rFonts w:ascii="Cambria Math" w:eastAsiaTheme="minorEastAsia" w:hAnsi="Cambria Math"/>
+                </w:rPr>
+                <m:t>y</m:t>
+              </m:r>
+            </m:e>
+            <m:sub>
+              <m:r>
+                <w:rPr>
+                  <w:rFonts w:ascii="Cambria Math" w:eastAsiaTheme="minorEastAsia" w:hAnsi="Cambria Math"/>
+                </w:rPr>
+                <m:t>2</m:t>
+              </m:r>
+            </m:sub>
+          </m:sSub>
+          <m:r>
+            <w:rPr>
+              <w:rFonts w:ascii="Cambria Math" w:eastAsiaTheme="minorEastAsia" w:hAnsi="Cambria Math"/>
+            </w:rPr>
+            <m:t>(x)</m:t>
+          </m:r>
+        </m:oMath>
+      </m:oMathPara>
+    </w:p>
+    <w:p>
+      <w:pPr>
+        <w:rPr>
+          <w:rFonts w:eastAsiaTheme="minorEastAsia"/>
+        </w:rPr>
+      </w:pPr>
+      <m:oMathPara>
+        <m:oMath>
+          <m:f>
+            <m:fPr>
+              <m:ctrlPr>
+                <w:rPr>
+                  <w:rFonts w:ascii="Cambria Math" w:eastAsiaTheme="minorEastAsia" w:hAnsi="Cambria Math"/>
+                  <w:i/>
+                </w:rPr>
+              </m:ctrlPr>
+            </m:fPr>
+            <m:num>
+              <m:sSup>
+                <m:sSupPr>
+                  <m:ctrlPr>
+                    <w:rPr>
+                      <w:rFonts w:ascii="Cambria Math" w:eastAsiaTheme="minorEastAsia" w:hAnsi="Cambria Math"/>
+                      <w:i/>
+                    </w:rPr>
+                  </m:ctrlPr>
+                </m:sSupPr>
+                <m:e>
+                  <m:r>
+                    <w:rPr>
+                      <w:rFonts w:ascii="Cambria Math" w:eastAsiaTheme="minorEastAsia" w:hAnsi="Cambria Math"/>
+                    </w:rPr>
+                    <m:t>d</m:t>
+                  </m:r>
+                </m:e>
+                <m:sup>
+                  <m:r>
+                    <w:rPr>
+                      <w:rFonts w:ascii="Cambria Math" w:eastAsiaTheme="minorEastAsia" w:hAnsi="Cambria Math"/>
+                    </w:rPr>
+                    <m:t>2</m:t>
+                  </m:r>
+                </m:sup>
+              </m:sSup>
+              <m:sSub>
+                <m:sSubPr>
+                  <m:ctrlPr>
+                    <w:rPr>
+                      <w:rFonts w:ascii="Cambria Math" w:eastAsiaTheme="minorEastAsia" w:hAnsi="Cambria Math"/>
+                      <w:i/>
+                    </w:rPr>
+                  </m:ctrlPr>
+                </m:sSubPr>
+                <m:e>
+                  <m:r>
+                    <w:rPr>
+                      <w:rFonts w:ascii="Cambria Math" w:eastAsiaTheme="minorEastAsia" w:hAnsi="Cambria Math"/>
+                    </w:rPr>
+                    <m:t>y</m:t>
+                  </m:r>
+                </m:e>
+                <m:sub>
+                  <m:r>
+                    <w:rPr>
+                      <w:rFonts w:ascii="Cambria Math" w:eastAsiaTheme="minorEastAsia" w:hAnsi="Cambria Math"/>
+                    </w:rPr>
+                    <m:t>1</m:t>
+                  </m:r>
+                </m:sub>
+              </m:sSub>
+            </m:num>
+            <m:den>
+              <m:r>
+                <w:rPr>
+                  <w:rFonts w:ascii="Cambria Math" w:eastAsiaTheme="minorEastAsia" w:hAnsi="Cambria Math"/>
+                </w:rPr>
+                <m:t>d</m:t>
+              </m:r>
+              <m:sSup>
+                <m:sSupPr>
+                  <m:ctrlPr>
+                    <w:rPr>
+                      <w:rFonts w:ascii="Cambria Math" w:eastAsiaTheme="minorEastAsia" w:hAnsi="Cambria Math"/>
+                      <w:i/>
+                    </w:rPr>
+                  </m:ctrlPr>
+                </m:sSupPr>
+                <m:e>
+                  <m:r>
+                    <w:rPr>
+                      <w:rFonts w:ascii="Cambria Math" w:eastAsiaTheme="minorEastAsia" w:hAnsi="Cambria Math"/>
+                    </w:rPr>
+                    <m:t>x</m:t>
+                  </m:r>
+                </m:e>
+                <m:sup>
+                  <m:r>
+                    <w:rPr>
+                      <w:rFonts w:ascii="Cambria Math" w:eastAsiaTheme="minorEastAsia" w:hAnsi="Cambria Math"/>
+                    </w:rPr>
+                    <m:t>2</m:t>
+                  </m:r>
+                </m:sup>
+              </m:sSup>
+            </m:den>
+          </m:f>
+          <m:r>
+            <w:rPr>
+              <w:rFonts w:ascii="Cambria Math" w:eastAsiaTheme="minorEastAsia" w:hAnsi="Cambria Math"/>
+            </w:rPr>
+            <m:t>=</m:t>
+          </m:r>
+          <m:f>
+            <m:fPr>
+              <m:ctrlPr>
+                <w:rPr>
+                  <w:rFonts w:ascii="Cambria Math" w:eastAsiaTheme="minorEastAsia" w:hAnsi="Cambria Math"/>
+                  <w:i/>
+                </w:rPr>
+              </m:ctrlPr>
+            </m:fPr>
+            <m:num>
+              <m:sSup>
+                <m:sSupPr>
+                  <m:ctrlPr>
+                    <w:rPr>
+                      <w:rFonts w:ascii="Cambria Math" w:eastAsiaTheme="minorEastAsia" w:hAnsi="Cambria Math"/>
+                      <w:i/>
+                    </w:rPr>
+                  </m:ctrlPr>
+                </m:sSupPr>
+                <m:e>
+                  <m:r>
+                    <w:rPr>
+                      <w:rFonts w:ascii="Cambria Math" w:eastAsiaTheme="minorEastAsia" w:hAnsi="Cambria Math"/>
+                    </w:rPr>
+                    <m:t>d</m:t>
+                  </m:r>
+                </m:e>
+                <m:sup>
+                  <m:r>
+                    <w:rPr>
+                      <w:rFonts w:ascii="Cambria Math" w:eastAsiaTheme="minorEastAsia" w:hAnsi="Cambria Math"/>
+                    </w:rPr>
+                    <m:t>2</m:t>
+                  </m:r>
+                </m:sup>
+              </m:sSup>
+              <m:r>
+                <w:rPr>
+                  <w:rFonts w:ascii="Cambria Math" w:eastAsiaTheme="minorEastAsia" w:hAnsi="Cambria Math"/>
+                </w:rPr>
+                <m:t>y</m:t>
+              </m:r>
+            </m:num>
+            <m:den>
+              <m:r>
+                <w:rPr>
+                  <w:rFonts w:ascii="Cambria Math" w:eastAsiaTheme="minorEastAsia" w:hAnsi="Cambria Math"/>
+                </w:rPr>
+                <m:t>d</m:t>
+              </m:r>
+              <m:sSup>
+                <m:sSupPr>
+                  <m:ctrlPr>
+                    <w:rPr>
+                      <w:rFonts w:ascii="Cambria Math" w:eastAsiaTheme="minorEastAsia" w:hAnsi="Cambria Math"/>
+                      <w:i/>
+                    </w:rPr>
+                  </m:ctrlPr>
+                </m:sSupPr>
+                <m:e>
+                  <m:r>
+                    <w:rPr>
+                      <w:rFonts w:ascii="Cambria Math" w:eastAsiaTheme="minorEastAsia" w:hAnsi="Cambria Math"/>
+                    </w:rPr>
+                    <m:t>x</m:t>
+                  </m:r>
+                </m:e>
+                <m:sup>
+                  <m:r>
+                    <w:rPr>
+                      <w:rFonts w:ascii="Cambria Math" w:eastAsiaTheme="minorEastAsia" w:hAnsi="Cambria Math"/>
+                    </w:rPr>
+                    <m:t>2</m:t>
+                  </m:r>
+                </m:sup>
+              </m:sSup>
+            </m:den>
+          </m:f>
+          <m:r>
+            <w:rPr>
+              <w:rFonts w:ascii="Cambria Math" w:eastAsiaTheme="minorEastAsia" w:hAnsi="Cambria Math"/>
+            </w:rPr>
+            <m:t>=</m:t>
+          </m:r>
+          <m:f>
+            <m:fPr>
+              <m:ctrlPr>
+                <w:rPr>
+                  <w:rFonts w:ascii="Cambria Math" w:eastAsiaTheme="minorEastAsia" w:hAnsi="Cambria Math"/>
+                  <w:i/>
+                </w:rPr>
+              </m:ctrlPr>
+            </m:fPr>
+            <m:num>
+              <m:r>
+                <w:rPr>
+                  <w:rFonts w:ascii="Cambria Math" w:eastAsiaTheme="minorEastAsia" w:hAnsi="Cambria Math"/>
+                </w:rPr>
+                <m:t>d</m:t>
+              </m:r>
+              <m:sSub>
+                <m:sSubPr>
+                  <m:ctrlPr>
+                    <w:rPr>
+                      <w:rFonts w:ascii="Cambria Math" w:eastAsiaTheme="minorEastAsia" w:hAnsi="Cambria Math"/>
+                      <w:i/>
+                    </w:rPr>
+                  </m:ctrlPr>
+                </m:sSubPr>
+                <m:e>
+                  <m:r>
+                    <w:rPr>
+                      <w:rFonts w:ascii="Cambria Math" w:eastAsiaTheme="minorEastAsia" w:hAnsi="Cambria Math"/>
+                    </w:rPr>
+                    <m:t>y</m:t>
+                  </m:r>
+                </m:e>
+                <m:sub>
+                  <m:r>
+                    <w:rPr>
+                      <w:rFonts w:ascii="Cambria Math" w:eastAsiaTheme="minorEastAsia" w:hAnsi="Cambria Math"/>
+                    </w:rPr>
+                    <m:t>2</m:t>
+                  </m:r>
+                </m:sub>
+              </m:sSub>
+            </m:num>
+            <m:den>
+              <m:r>
+                <w:rPr>
+                  <w:rFonts w:ascii="Cambria Math" w:eastAsiaTheme="minorEastAsia" w:hAnsi="Cambria Math"/>
+                </w:rPr>
+                <m:t>dx</m:t>
+              </m:r>
+            </m:den>
+          </m:f>
+        </m:oMath>
+      </m:oMathPara>
+    </w:p>
+    <w:p>
+      <w:pPr>
+        <w:rPr>
+          <w:rFonts w:eastAsiaTheme="minorEastAsia"/>
+        </w:rPr>
+      </w:pPr>
+    </w:p>
+    <w:p>
+      <w:pPr>
+        <w:rPr>
+          <w:rFonts w:eastAsiaTheme="minorEastAsia"/>
+        </w:rPr>
+      </w:pPr>
+    </w:p>
+    <w:p>
+      <w:pPr>
+        <w:rPr>
+          <w:rFonts w:eastAsiaTheme="minorEastAsia"/>
+        </w:rPr>
+      </w:pPr>
+      <m:oMathPara>
+        <m:oMath>
+          <m:f>
+            <m:fPr>
+              <m:ctrlPr>
+                <w:rPr>
+                  <w:rFonts w:ascii="Cambria Math" w:eastAsiaTheme="minorEastAsia" w:hAnsi="Cambria Math"/>
+                  <w:i/>
+                </w:rPr>
+              </m:ctrlPr>
+            </m:fPr>
+            <m:num>
+              <m:sSup>
+                <m:sSupPr>
+                  <m:ctrlPr>
+                    <w:rPr>
+                      <w:rFonts w:ascii="Cambria Math" w:eastAsiaTheme="minorEastAsia" w:hAnsi="Cambria Math"/>
+                      <w:i/>
+                    </w:rPr>
+                  </m:ctrlPr>
+                </m:sSupPr>
+                <m:e>
+                  <m:r>
+                    <w:rPr>
+                      <w:rFonts w:ascii="Cambria Math" w:eastAsiaTheme="minorEastAsia" w:hAnsi="Cambria Math"/>
+                    </w:rPr>
+                    <m:t>d</m:t>
+                  </m:r>
+                </m:e>
+                <m:sup>
+                  <m:r>
+                    <w:rPr>
+                      <w:rFonts w:ascii="Cambria Math" w:eastAsiaTheme="minorEastAsia" w:hAnsi="Cambria Math"/>
+                    </w:rPr>
+                    <m:t>2</m:t>
+                  </m:r>
+                </m:sup>
+              </m:sSup>
+              <m:r>
+                <w:rPr>
+                  <w:rFonts w:ascii="Cambria Math" w:eastAsiaTheme="minorEastAsia" w:hAnsi="Cambria Math"/>
+                </w:rPr>
+                <m:t>y</m:t>
+              </m:r>
+            </m:num>
+            <m:den>
+              <m:r>
+                <w:rPr>
+                  <w:rFonts w:ascii="Cambria Math" w:eastAsiaTheme="minorEastAsia" w:hAnsi="Cambria Math"/>
+                </w:rPr>
+                <m:t>d</m:t>
+              </m:r>
+              <m:sSup>
+                <m:sSupPr>
+                  <m:ctrlPr>
+                    <w:rPr>
+                      <w:rFonts w:ascii="Cambria Math" w:eastAsiaTheme="minorEastAsia" w:hAnsi="Cambria Math"/>
+                      <w:i/>
+                    </w:rPr>
+                  </m:ctrlPr>
+                </m:sSupPr>
+                <m:e>
+                  <m:r>
+                    <w:rPr>
+                      <w:rFonts w:ascii="Cambria Math" w:eastAsiaTheme="minorEastAsia" w:hAnsi="Cambria Math"/>
+                    </w:rPr>
+                    <m:t>x</m:t>
+                  </m:r>
+                </m:e>
+                <m:sup>
+                  <m:r>
+                    <w:rPr>
+                      <w:rFonts w:ascii="Cambria Math" w:eastAsiaTheme="minorEastAsia" w:hAnsi="Cambria Math"/>
+                    </w:rPr>
+                    <m:t>2</m:t>
+                  </m:r>
+                </m:sup>
+              </m:sSup>
+            </m:den>
+          </m:f>
+          <m:r>
+            <w:rPr>
+              <w:rFonts w:ascii="Cambria Math" w:eastAsiaTheme="minorEastAsia" w:hAnsi="Cambria Math"/>
+            </w:rPr>
+            <m:t>=-A</m:t>
+          </m:r>
+          <m:d>
+            <m:dPr>
+              <m:ctrlPr>
+                <w:rPr>
+                  <w:rFonts w:ascii="Cambria Math" w:eastAsiaTheme="minorEastAsia" w:hAnsi="Cambria Math"/>
+                  <w:i/>
+                </w:rPr>
+              </m:ctrlPr>
+            </m:dPr>
+            <m:e>
+              <m:r>
+                <w:rPr>
+                  <w:rFonts w:ascii="Cambria Math" w:eastAsiaTheme="minorEastAsia" w:hAnsi="Cambria Math"/>
+                </w:rPr>
+                <m:t>x</m:t>
+              </m:r>
+            </m:e>
+          </m:d>
+          <m:f>
+            <m:fPr>
+              <m:ctrlPr>
+                <w:rPr>
+                  <w:rFonts w:ascii="Cambria Math" w:eastAsiaTheme="minorEastAsia" w:hAnsi="Cambria Math"/>
+                  <w:i/>
+                </w:rPr>
+              </m:ctrlPr>
+            </m:fPr>
+            <m:num>
+              <m:r>
+                <w:rPr>
+                  <w:rFonts w:ascii="Cambria Math" w:eastAsiaTheme="minorEastAsia" w:hAnsi="Cambria Math"/>
+                </w:rPr>
+                <m:t xml:space="preserve"> dy</m:t>
+              </m:r>
+            </m:num>
+            <m:den>
+              <m:r>
+                <w:rPr>
+                  <w:rFonts w:ascii="Cambria Math" w:eastAsiaTheme="minorEastAsia" w:hAnsi="Cambria Math"/>
+                </w:rPr>
+                <m:t>dx</m:t>
+              </m:r>
+            </m:den>
+          </m:f>
+          <m:r>
+            <w:rPr>
+              <w:rFonts w:ascii="Cambria Math" w:eastAsiaTheme="minorEastAsia" w:hAnsi="Cambria Math"/>
+            </w:rPr>
+            <m:t>-B</m:t>
+          </m:r>
+          <m:d>
+            <m:dPr>
+              <m:ctrlPr>
+                <w:rPr>
+                  <w:rFonts w:ascii="Cambria Math" w:eastAsiaTheme="minorEastAsia" w:hAnsi="Cambria Math"/>
+                  <w:i/>
+                </w:rPr>
+              </m:ctrlPr>
+            </m:dPr>
+            <m:e>
+              <m:r>
+                <w:rPr>
+                  <w:rFonts w:ascii="Cambria Math" w:eastAsiaTheme="minorEastAsia" w:hAnsi="Cambria Math"/>
+                </w:rPr>
+                <m:t>x</m:t>
+              </m:r>
+            </m:e>
+          </m:d>
+          <m:r>
+            <w:rPr>
+              <w:rFonts w:ascii="Cambria Math" w:eastAsiaTheme="minorEastAsia" w:hAnsi="Cambria Math"/>
+            </w:rPr>
+            <m:t xml:space="preserve"> y</m:t>
+          </m:r>
+          <m:d>
+            <m:dPr>
+              <m:ctrlPr>
+                <w:rPr>
+                  <w:rFonts w:ascii="Cambria Math" w:eastAsiaTheme="minorEastAsia" w:hAnsi="Cambria Math"/>
+                  <w:i/>
+                </w:rPr>
+              </m:ctrlPr>
+            </m:dPr>
+            <m:e>
+              <m:r>
+                <w:rPr>
+                  <w:rFonts w:ascii="Cambria Math" w:eastAsiaTheme="minorEastAsia" w:hAnsi="Cambria Math"/>
+                </w:rPr>
+                <m:t>x</m:t>
+              </m:r>
+            </m:e>
+          </m:d>
+        </m:oMath>
+      </m:oMathPara>
+    </w:p>
+    <w:p>
+      <w:pPr>
+        <w:rPr>
+          <w:rFonts w:eastAsiaTheme="minorEastAsia"/>
+        </w:rPr>
+      </w:pPr>
+    </w:p>
+    <w:p>
+      <w:pPr>
+        <w:rPr>
+          <w:rFonts w:eastAsiaTheme="minorEastAsia"/>
+        </w:rPr>
+      </w:pPr>
+      <m:oMathPara>
+        <m:oMath>
+          <m:f>
+            <m:fPr>
+              <m:ctrlPr>
+                <w:rPr>
+                  <w:rFonts w:ascii="Cambria Math" w:eastAsiaTheme="minorEastAsia" w:hAnsi="Cambria Math"/>
+                  <w:i/>
+                </w:rPr>
+              </m:ctrlPr>
+            </m:fPr>
+            <m:num>
+              <m:r>
+                <w:rPr>
+                  <w:rFonts w:ascii="Cambria Math" w:eastAsiaTheme="minorEastAsia" w:hAnsi="Cambria Math"/>
+                </w:rPr>
+                <m:t>d</m:t>
+              </m:r>
+              <m:sSub>
+                <m:sSubPr>
+                  <m:ctrlPr>
+                    <w:rPr>
+                      <w:rFonts w:ascii="Cambria Math" w:eastAsiaTheme="minorEastAsia" w:hAnsi="Cambria Math"/>
+                      <w:i/>
+                    </w:rPr>
+                  </m:ctrlPr>
+                </m:sSubPr>
+                <m:e>
+                  <m:r>
+                    <w:rPr>
+                      <w:rFonts w:ascii="Cambria Math" w:eastAsiaTheme="minorEastAsia" w:hAnsi="Cambria Math"/>
+                    </w:rPr>
+                    <m:t>y</m:t>
+                  </m:r>
+                </m:e>
+                <m:sub>
+                  <m:r>
+                    <w:rPr>
+                      <w:rFonts w:ascii="Cambria Math" w:eastAsiaTheme="minorEastAsia" w:hAnsi="Cambria Math"/>
+                    </w:rPr>
+                    <m:t>2</m:t>
+                  </m:r>
+                </m:sub>
+              </m:sSub>
+            </m:num>
+            <m:den>
+              <m:r>
+                <w:rPr>
+                  <w:rFonts w:ascii="Cambria Math" w:eastAsiaTheme="minorEastAsia" w:hAnsi="Cambria Math"/>
+                </w:rPr>
+                <m:t>dx</m:t>
+              </m:r>
+            </m:den>
+          </m:f>
+          <m:r>
+            <w:rPr>
+              <w:rFonts w:ascii="Cambria Math" w:eastAsiaTheme="minorEastAsia" w:hAnsi="Cambria Math"/>
+            </w:rPr>
+            <m:t>=-A</m:t>
+          </m:r>
+          <m:d>
+            <m:dPr>
+              <m:ctrlPr>
+                <w:rPr>
+                  <w:rFonts w:ascii="Cambria Math" w:eastAsiaTheme="minorEastAsia" w:hAnsi="Cambria Math"/>
+                  <w:i/>
+                </w:rPr>
+              </m:ctrlPr>
+            </m:dPr>
+            <m:e>
+              <m:r>
+                <w:rPr>
+                  <w:rFonts w:ascii="Cambria Math" w:eastAsiaTheme="minorEastAsia" w:hAnsi="Cambria Math"/>
+                </w:rPr>
+                <m:t>x</m:t>
+              </m:r>
+            </m:e>
+          </m:d>
+          <m:sSub>
+            <m:sSubPr>
+              <m:ctrlPr>
+                <w:rPr>
+                  <w:rFonts w:ascii="Cambria Math" w:eastAsiaTheme="minorEastAsia" w:hAnsi="Cambria Math"/>
+                  <w:i/>
+                </w:rPr>
+              </m:ctrlPr>
+            </m:sSubPr>
+            <m:e>
+              <m:r>
+                <w:rPr>
+                  <w:rFonts w:ascii="Cambria Math" w:eastAsiaTheme="minorEastAsia" w:hAnsi="Cambria Math"/>
+                </w:rPr>
+                <m:t>y</m:t>
+              </m:r>
+            </m:e>
+            <m:sub>
+              <m:r>
+                <w:rPr>
+                  <w:rFonts w:ascii="Cambria Math" w:eastAsiaTheme="minorEastAsia" w:hAnsi="Cambria Math"/>
+                </w:rPr>
+                <m:t>2</m:t>
+              </m:r>
+            </m:sub>
+          </m:sSub>
+          <m:r>
+            <w:rPr>
+              <w:rFonts w:ascii="Cambria Math" w:eastAsiaTheme="minorEastAsia" w:hAnsi="Cambria Math"/>
+            </w:rPr>
+            <m:t>(x)-B</m:t>
+          </m:r>
+          <m:d>
+            <m:dPr>
+              <m:ctrlPr>
+                <w:rPr>
+                  <w:rFonts w:ascii="Cambria Math" w:eastAsiaTheme="minorEastAsia" w:hAnsi="Cambria Math"/>
+                  <w:i/>
+                </w:rPr>
+              </m:ctrlPr>
+            </m:dPr>
+            <m:e>
+              <m:r>
+                <w:rPr>
+                  <w:rFonts w:ascii="Cambria Math" w:eastAsiaTheme="minorEastAsia" w:hAnsi="Cambria Math"/>
+                </w:rPr>
+                <m:t>x</m:t>
+              </m:r>
+            </m:e>
+          </m:d>
+          <m:r>
+            <w:rPr>
+              <w:rFonts w:ascii="Cambria Math" w:eastAsiaTheme="minorEastAsia" w:hAnsi="Cambria Math"/>
+            </w:rPr>
+            <m:t xml:space="preserve"> </m:t>
+          </m:r>
+          <m:sSub>
+            <m:sSubPr>
+              <m:ctrlPr>
+                <w:rPr>
+                  <w:rFonts w:ascii="Cambria Math" w:eastAsiaTheme="minorEastAsia" w:hAnsi="Cambria Math"/>
+                  <w:i/>
+                </w:rPr>
+              </m:ctrlPr>
+            </m:sSubPr>
+            <m:e>
+              <m:r>
+                <w:rPr>
+                  <w:rFonts w:ascii="Cambria Math" w:eastAsiaTheme="minorEastAsia" w:hAnsi="Cambria Math"/>
+                </w:rPr>
+                <m:t>y</m:t>
+              </m:r>
+            </m:e>
+            <m:sub>
+              <m:r>
+                <w:rPr>
+                  <w:rFonts w:ascii="Cambria Math" w:eastAsiaTheme="minorEastAsia" w:hAnsi="Cambria Math"/>
+                </w:rPr>
+                <m:t>1</m:t>
+              </m:r>
+            </m:sub>
+          </m:sSub>
+          <m:d>
+            <m:dPr>
+              <m:ctrlPr>
+                <w:rPr>
+                  <w:rFonts w:ascii="Cambria Math" w:eastAsiaTheme="minorEastAsia" w:hAnsi="Cambria Math"/>
+                  <w:i/>
+                </w:rPr>
+              </m:ctrlPr>
+            </m:dPr>
+            <m:e>
+              <m:r>
+                <w:rPr>
+                  <w:rFonts w:ascii="Cambria Math" w:eastAsiaTheme="minorEastAsia" w:hAnsi="Cambria Math"/>
+                </w:rPr>
+                <m:t>x</m:t>
+              </m:r>
+            </m:e>
+          </m:d>
+        </m:oMath>
+      </m:oMathPara>
+      <w:bookmarkStart w:id="0" w:name="_GoBack"/>
+      <w:bookmarkEnd w:id="0"/>
     </w:p>
     <w:p>
       <w:pPr>
